--- a/chapters/pereplyotchik.docx
+++ b/chapters/pereplyotchik.docx
@@ -108,7 +108,6 @@
         </w:rPr>
         <w:t xml:space="preserve">Michel Huemer’s </w:t>
       </w:r>
-      <w:proofErr w:type="gramStart"/>
       <w:r>
         <w:rPr>
           <w:rFonts w:ascii="Georgia" w:hAnsi="Georgia"/>
@@ -117,18 +116,7 @@
           <w:sz w:val="24"/>
           <w:szCs w:val="24"/>
         </w:rPr>
-        <w:t>The</w:t>
-      </w:r>
-      <w:proofErr w:type="gramEnd"/>
-      <w:r>
-        <w:rPr>
-          <w:rFonts w:ascii="Georgia" w:hAnsi="Georgia"/>
-          <w:i/>
-          <w:iCs/>
-          <w:sz w:val="24"/>
-          <w:szCs w:val="24"/>
-        </w:rPr>
-        <w:t xml:space="preserve"> Problem of Political Authority</w:t>
+        <w:t>The Problem of Political Authority</w:t>
       </w:r>
       <w:r>
         <w:rPr>
@@ -152,23 +140,24 @@
           <w:sz w:val="24"/>
           <w:szCs w:val="24"/>
         </w:rPr>
-        <w:t xml:space="preserve">offers one of the most philosophically ambitious recent defenses of anarchism and, more specifically, anarcho-capitalism. </w:t>
-      </w:r>
-      <w:r>
-        <w:rPr>
-          <w:rFonts w:ascii="Georgia" w:hAnsi="Georgia"/>
-          <w:sz w:val="24"/>
-          <w:szCs w:val="24"/>
-        </w:rPr>
-        <w:t xml:space="preserve"> </w:t>
-      </w:r>
-      <w:r>
-        <w:rPr>
-          <w:rFonts w:ascii="Georgia" w:hAnsi="Georgia"/>
-          <w:sz w:val="24"/>
-          <w:szCs w:val="24"/>
-        </w:rPr>
-        <w:t xml:space="preserve">The book’s argumentative force derives from an attractive pairing: an explicitly intuition-centered methodology and a comparatively detailed picture of a stateless social order. Huemer’s core aspiration is not merely </w:t>
+        <w:t>offers one of the most philosophically ambitious recent defenses of anarcho-capitalism.</w:t>
+      </w:r>
+      <w:r>
+        <w:rPr>
+          <w:rStyle w:val="EndnoteReference"/>
+          <w:rFonts w:ascii="Georgia" w:hAnsi="Georgia"/>
+          <w:sz w:val="24"/>
+          <w:szCs w:val="24"/>
+        </w:rPr>
+        <w:endnoteReference w:id="1"/>
+      </w:r>
+      <w:r>
+        <w:rPr>
+          <w:rFonts w:ascii="Georgia" w:hAnsi="Georgia"/>
+          <w:sz w:val="24"/>
+          <w:szCs w:val="24"/>
+        </w:rPr>
+        <w:t xml:space="preserve"> Huemer’s core aspiration is </w:t>
       </w:r>
       <w:r>
         <w:rPr>
@@ -208,7 +197,15 @@
           <w:sz w:val="24"/>
           <w:szCs w:val="24"/>
         </w:rPr>
-        <w:t>, but also</w:t>
+        <w:t xml:space="preserve">, </w:t>
+      </w:r>
+      <w:r>
+        <w:rPr>
+          <w:rFonts w:ascii="Georgia" w:hAnsi="Georgia"/>
+          <w:sz w:val="24"/>
+          <w:szCs w:val="24"/>
+        </w:rPr>
+        <w:t>and</w:t>
       </w:r>
       <w:r>
         <w:rPr>
@@ -217,6 +214,22 @@
           <w:szCs w:val="24"/>
         </w:rPr>
         <w:t xml:space="preserve"> to convince readers that a society without the state could preserve order, protect rights, and secure prosperity more justly than existing political arrangements.</w:t>
+      </w:r>
+      <w:r>
+        <w:rPr>
+          <w:rFonts w:ascii="Georgia" w:hAnsi="Georgia"/>
+          <w:sz w:val="24"/>
+          <w:szCs w:val="24"/>
+        </w:rPr>
+        <w:t xml:space="preserve">  </w:t>
+      </w:r>
+      <w:r>
+        <w:rPr>
+          <w:rFonts w:ascii="Georgia" w:hAnsi="Georgia"/>
+          <w:sz w:val="24"/>
+          <w:szCs w:val="24"/>
+        </w:rPr>
+        <w:t>The book’s argumentative force derives from an attractive pairing: an explicitly intuition-centered methodology and a comparatively detailed picture of a stateless social order.</w:t>
       </w:r>
     </w:p>
     <w:p>
@@ -233,7 +246,39 @@
           <w:sz w:val="24"/>
           <w:szCs w:val="24"/>
         </w:rPr>
-        <w:t xml:space="preserve">Two features of the project are especially significant. First, Huemer claims that the ground-level premises of his argument are not drawn from comprehensive moral theories but from clear and widely shared “commonsense” intuitions about the permissibility of coercion in interpersonal contexts. Second, he proposes an institutional replacement for the state—private security firms, arbitration agencies, and contractually governed communities (often glossed as homeowner associations)—that is meant to preserve the valuable functions of government while dispensing with its alleged moral defects. The second feature depends heavily upon the first. If the intuition-driven critique of state coercion is unstable, </w:t>
+        <w:t xml:space="preserve">Two features of </w:t>
+      </w:r>
+      <w:r>
+        <w:rPr>
+          <w:rFonts w:ascii="Georgia" w:hAnsi="Georgia"/>
+          <w:sz w:val="24"/>
+          <w:szCs w:val="24"/>
+        </w:rPr>
+        <w:t>Huemer’s</w:t>
+      </w:r>
+      <w:r>
+        <w:rPr>
+          <w:rFonts w:ascii="Georgia" w:hAnsi="Georgia"/>
+          <w:sz w:val="24"/>
+          <w:szCs w:val="24"/>
+        </w:rPr>
+        <w:t xml:space="preserve"> are especially significant. First, Huemer claims that the ground-level premises of his argument are not drawn from comprehensive moral theories</w:t>
+      </w:r>
+      <w:r>
+        <w:rPr>
+          <w:rFonts w:ascii="Georgia" w:hAnsi="Georgia"/>
+          <w:sz w:val="24"/>
+          <w:szCs w:val="24"/>
+        </w:rPr>
+        <w:t>,</w:t>
+      </w:r>
+      <w:r>
+        <w:rPr>
+          <w:rFonts w:ascii="Georgia" w:hAnsi="Georgia"/>
+          <w:sz w:val="24"/>
+          <w:szCs w:val="24"/>
+        </w:rPr>
+        <w:t xml:space="preserve"> but from clear and widely shared “commonsense” intuitions about the permissibility of coercion in interpersonal contexts. Second, he proposes an institutional replacement for the state—private security firms, arbitration agencies, and contractually governed communities (often glossed as homeowner associations)—that is meant to preserve the valuable functions of government while dispensing with its alleged moral defects. The second feature depends heavily upon the first. If the intuition-driven critique of state coercion is unstable, </w:t>
       </w:r>
       <w:r>
         <w:rPr>
@@ -362,87 +407,7 @@
           <w:sz w:val="24"/>
           <w:szCs w:val="24"/>
         </w:rPr>
-        <w:t>argue that Huemer’s intuition pumps are not theory-neutral probes into moral cognition</w:t>
-      </w:r>
-      <w:r>
-        <w:rPr>
-          <w:rFonts w:ascii="Georgia" w:hAnsi="Georgia"/>
-          <w:sz w:val="24"/>
-          <w:szCs w:val="24"/>
-        </w:rPr>
-        <w:t xml:space="preserve">.  Rather, they are </w:t>
-      </w:r>
-      <w:r>
-        <w:rPr>
-          <w:rFonts w:ascii="Georgia" w:hAnsi="Georgia"/>
-          <w:sz w:val="24"/>
-          <w:szCs w:val="24"/>
-        </w:rPr>
-        <w:t xml:space="preserve">carefully staged scenarios whose intelligibility and persuasive force depend on institutional background assumptions. </w:t>
-      </w:r>
-      <w:r>
-        <w:rPr>
-          <w:rFonts w:ascii="Georgia" w:hAnsi="Georgia"/>
-          <w:sz w:val="24"/>
-          <w:szCs w:val="24"/>
-        </w:rPr>
-        <w:t>Second, I show that, o</w:t>
-      </w:r>
-      <w:r>
-        <w:rPr>
-          <w:rFonts w:ascii="Georgia" w:hAnsi="Georgia"/>
-          <w:sz w:val="24"/>
-          <w:szCs w:val="24"/>
-        </w:rPr>
-        <w:t>nce those assumptions are brought into view, a deeper structural difficulty emerges</w:t>
-      </w:r>
-      <w:r>
-        <w:rPr>
-          <w:rFonts w:ascii="Georgia" w:hAnsi="Georgia"/>
-          <w:sz w:val="24"/>
-          <w:szCs w:val="24"/>
-        </w:rPr>
-        <w:t xml:space="preserve"> for </w:t>
-      </w:r>
-      <w:r>
-        <w:rPr>
-          <w:rFonts w:ascii="Georgia" w:hAnsi="Georgia"/>
-          <w:sz w:val="24"/>
-          <w:szCs w:val="24"/>
-        </w:rPr>
-        <w:t>Huemer</w:t>
-      </w:r>
-      <w:r>
-        <w:rPr>
-          <w:rFonts w:ascii="Georgia" w:hAnsi="Georgia"/>
-          <w:sz w:val="24"/>
-          <w:szCs w:val="24"/>
-        </w:rPr>
-        <w:t>’s positive proposal</w:t>
-      </w:r>
-      <w:r>
-        <w:rPr>
-          <w:rFonts w:ascii="Georgia" w:hAnsi="Georgia"/>
-          <w:sz w:val="24"/>
-          <w:szCs w:val="24"/>
-        </w:rPr>
-        <w:t>.  I argue that the proposal</w:t>
-      </w:r>
-      <w:r>
-        <w:rPr>
-          <w:rFonts w:ascii="Georgia" w:hAnsi="Georgia"/>
-          <w:sz w:val="24"/>
-          <w:szCs w:val="24"/>
-        </w:rPr>
-        <w:t xml:space="preserve"> </w:t>
-      </w:r>
-      <w:r>
-        <w:rPr>
-          <w:rFonts w:ascii="Georgia" w:hAnsi="Georgia"/>
-          <w:sz w:val="24"/>
-          <w:szCs w:val="24"/>
-        </w:rPr>
-        <w:t xml:space="preserve">does not—indeed, </w:t>
+        <w:t xml:space="preserve">argue that Huemer’s intuition pumps are </w:t>
       </w:r>
       <w:r>
         <w:rPr>
@@ -452,7 +417,111 @@
           <w:sz w:val="24"/>
           <w:szCs w:val="24"/>
         </w:rPr>
-        <w:t>cannot</w:t>
+        <w:t>not</w:t>
+      </w:r>
+      <w:r>
+        <w:rPr>
+          <w:rFonts w:ascii="Georgia" w:hAnsi="Georgia"/>
+          <w:sz w:val="24"/>
+          <w:szCs w:val="24"/>
+        </w:rPr>
+        <w:t xml:space="preserve"> theory-neutral probes into moral cognition</w:t>
+      </w:r>
+      <w:r>
+        <w:rPr>
+          <w:rFonts w:ascii="Georgia" w:hAnsi="Georgia"/>
+          <w:sz w:val="24"/>
+          <w:szCs w:val="24"/>
+        </w:rPr>
+        <w:t xml:space="preserve">.  Rather, they are </w:t>
+      </w:r>
+      <w:r>
+        <w:rPr>
+          <w:rFonts w:ascii="Georgia" w:hAnsi="Georgia"/>
+          <w:sz w:val="24"/>
+          <w:szCs w:val="24"/>
+        </w:rPr>
+        <w:t>carefully staged scenarios</w:t>
+      </w:r>
+      <w:r>
+        <w:rPr>
+          <w:rFonts w:ascii="Georgia" w:hAnsi="Georgia"/>
+          <w:sz w:val="24"/>
+          <w:szCs w:val="24"/>
+        </w:rPr>
+        <w:t>,</w:t>
+      </w:r>
+      <w:r>
+        <w:rPr>
+          <w:rFonts w:ascii="Georgia" w:hAnsi="Georgia"/>
+          <w:sz w:val="24"/>
+          <w:szCs w:val="24"/>
+        </w:rPr>
+        <w:t xml:space="preserve"> whose intelligibility and persuasive force depend on institutional background assumptions. </w:t>
+      </w:r>
+      <w:r>
+        <w:rPr>
+          <w:rFonts w:ascii="Georgia" w:hAnsi="Georgia"/>
+          <w:sz w:val="24"/>
+          <w:szCs w:val="24"/>
+        </w:rPr>
+        <w:t>Second, I show that, o</w:t>
+      </w:r>
+      <w:r>
+        <w:rPr>
+          <w:rFonts w:ascii="Georgia" w:hAnsi="Georgia"/>
+          <w:sz w:val="24"/>
+          <w:szCs w:val="24"/>
+        </w:rPr>
+        <w:t>nce those assumptions are brought into view, a deeper structural difficulty emerges</w:t>
+      </w:r>
+      <w:r>
+        <w:rPr>
+          <w:rFonts w:ascii="Georgia" w:hAnsi="Georgia"/>
+          <w:sz w:val="24"/>
+          <w:szCs w:val="24"/>
+        </w:rPr>
+        <w:t xml:space="preserve"> for </w:t>
+      </w:r>
+      <w:r>
+        <w:rPr>
+          <w:rFonts w:ascii="Georgia" w:hAnsi="Georgia"/>
+          <w:sz w:val="24"/>
+          <w:szCs w:val="24"/>
+        </w:rPr>
+        <w:t>Huemer</w:t>
+      </w:r>
+      <w:r>
+        <w:rPr>
+          <w:rFonts w:ascii="Georgia" w:hAnsi="Georgia"/>
+          <w:sz w:val="24"/>
+          <w:szCs w:val="24"/>
+        </w:rPr>
+        <w:t>’s positive proposal</w:t>
+      </w:r>
+      <w:r>
+        <w:rPr>
+          <w:rFonts w:ascii="Georgia" w:hAnsi="Georgia"/>
+          <w:sz w:val="24"/>
+          <w:szCs w:val="24"/>
+        </w:rPr>
+        <w:t>.  I argue that the proposal</w:t>
+      </w:r>
+      <w:r>
+        <w:rPr>
+          <w:rFonts w:ascii="Georgia" w:hAnsi="Georgia"/>
+          <w:sz w:val="24"/>
+          <w:szCs w:val="24"/>
+        </w:rPr>
+        <w:t xml:space="preserve"> </w:t>
+      </w:r>
+      <w:r>
+        <w:rPr>
+          <w:rFonts w:ascii="Georgia" w:hAnsi="Georgia"/>
+          <w:sz w:val="24"/>
+          <w:szCs w:val="24"/>
+        </w:rPr>
+        <w:t xml:space="preserve">does not—indeed, </w:t>
       </w:r>
       <w:r>
         <w:rPr>
@@ -462,6 +531,16 @@
           <w:sz w:val="24"/>
           <w:szCs w:val="24"/>
         </w:rPr>
+        <w:t>cannot</w:t>
+      </w:r>
+      <w:r>
+        <w:rPr>
+          <w:rFonts w:ascii="Georgia" w:hAnsi="Georgia"/>
+          <w:i/>
+          <w:iCs/>
+          <w:sz w:val="24"/>
+          <w:szCs w:val="24"/>
+        </w:rPr>
         <w:t>—</w:t>
       </w:r>
       <w:r>
@@ -510,7 +589,7 @@
           <w:sz w:val="24"/>
           <w:szCs w:val="24"/>
         </w:rPr>
-        <w:t xml:space="preserve"> can only privatize it. And once coercion is privatized, the burden of justification returns in a new form. Private security firms must act coercively toward non-clients; contractual communities must impose sanctions on dissenters; and market coordination must cope with </w:t>
+        <w:t xml:space="preserve"> can only privatize it. And once coercion is privatized, the burden of justification returns in a new form. Private security firms must act coercively toward non-clients; contractual communities must impose sanctions on dissenters; and market coordination must cope with collective risks and public goods. Huemer can justify these practices only by </w:t>
       </w:r>
       <w:r>
         <w:rPr>
@@ -519,7 +598,7 @@
           <w:szCs w:val="24"/>
         </w:rPr>
         <w:lastRenderedPageBreak/>
-        <w:t>collective risks and public goods. Huemer can justify these practices only by appealing to normative sources—fairness, reciprocity, welfare, democratic authorization, and the like—that he spends the</w:t>
+        <w:t>appealing to normative sources—fairness, reciprocity, welfare, democratic authorization, and the like—that he spends the</w:t>
       </w:r>
       <w:r>
         <w:rPr>
@@ -624,15 +703,39 @@
           <w:sz w:val="24"/>
           <w:szCs w:val="24"/>
         </w:rPr>
-        <w:t xml:space="preserve"> intuition pumps and show how they presuppose institutional scaffolding that cannot simply be treated as neutral background. In §3, I turn to Huemer’s positive institutional vision, arguing that private enforcement mechanisms recreate the problem of political authority in new guise. Finally, I </w:t>
-      </w:r>
-      <w:r>
-        <w:rPr>
-          <w:rFonts w:ascii="Georgia" w:hAnsi="Georgia"/>
-          <w:sz w:val="24"/>
-          <w:szCs w:val="24"/>
-        </w:rPr>
-        <w:t xml:space="preserve">conclude by </w:t>
+        <w:t xml:space="preserve"> intuition pumps and show how they presuppose institutional scaffolding that cannot simply be treated as neutral background. In §3, I turn to Huemer’s positive institutional vision, arguing that private enforcement mechanisms recreate the problem of political authority in </w:t>
+      </w:r>
+      <w:r>
+        <w:rPr>
+          <w:rFonts w:ascii="Georgia" w:hAnsi="Georgia"/>
+          <w:sz w:val="24"/>
+          <w:szCs w:val="24"/>
+        </w:rPr>
+        <w:t xml:space="preserve">a </w:t>
+      </w:r>
+      <w:r>
+        <w:rPr>
+          <w:rFonts w:ascii="Georgia" w:hAnsi="Georgia"/>
+          <w:sz w:val="24"/>
+          <w:szCs w:val="24"/>
+        </w:rPr>
+        <w:t xml:space="preserve">new guise. I </w:t>
+      </w:r>
+      <w:r>
+        <w:rPr>
+          <w:rFonts w:ascii="Georgia" w:hAnsi="Georgia"/>
+          <w:sz w:val="24"/>
+          <w:szCs w:val="24"/>
+        </w:rPr>
+        <w:t>close</w:t>
+      </w:r>
+      <w:r>
+        <w:rPr>
+          <w:rFonts w:ascii="Georgia" w:hAnsi="Georgia"/>
+          <w:sz w:val="24"/>
+          <w:szCs w:val="24"/>
+        </w:rPr>
+        <w:t xml:space="preserve"> by </w:t>
       </w:r>
       <w:r>
         <w:rPr>
@@ -672,15 +775,31 @@
           <w:sz w:val="24"/>
           <w:szCs w:val="24"/>
         </w:rPr>
-        <w:t>use of empirical psychology and the difficulty of addressing large-scale collective action problems</w:t>
-      </w:r>
-      <w:r>
-        <w:rPr>
-          <w:rFonts w:ascii="Georgia" w:hAnsi="Georgia"/>
-          <w:sz w:val="24"/>
-          <w:szCs w:val="24"/>
-        </w:rPr>
-        <w:t xml:space="preserve"> (e.g., stable currencies and combating climate change) </w:t>
+        <w:t>use of empirical psychology</w:t>
+      </w:r>
+      <w:r>
+        <w:rPr>
+          <w:rFonts w:ascii="Georgia" w:hAnsi="Georgia"/>
+          <w:sz w:val="24"/>
+          <w:szCs w:val="24"/>
+        </w:rPr>
+        <w:t>,</w:t>
+      </w:r>
+      <w:r>
+        <w:rPr>
+          <w:rFonts w:ascii="Georgia" w:hAnsi="Georgia"/>
+          <w:sz w:val="24"/>
+          <w:szCs w:val="24"/>
+        </w:rPr>
+        <w:t xml:space="preserve"> and the difficulty of addressing large-scale collective action problems</w:t>
+      </w:r>
+      <w:r>
+        <w:rPr>
+          <w:rFonts w:ascii="Georgia" w:hAnsi="Georgia"/>
+          <w:sz w:val="24"/>
+          <w:szCs w:val="24"/>
+        </w:rPr>
+        <w:t xml:space="preserve"> </w:t>
       </w:r>
       <w:r>
         <w:rPr>
@@ -752,15 +871,15 @@
           <w:sz w:val="24"/>
           <w:szCs w:val="24"/>
         </w:rPr>
-        <w:t>One</w:t>
-      </w:r>
-      <w:r>
-        <w:rPr>
-          <w:rFonts w:ascii="Georgia" w:hAnsi="Georgia"/>
-          <w:sz w:val="24"/>
-          <w:szCs w:val="24"/>
-        </w:rPr>
-        <w:t xml:space="preserve"> difficulty is that “commonsense intuition” is ambiguous in a way that matters for Huemer’s dialectic. On one reading, the relevant intuitions are those of ordinary participants in contemporary social life (say, in the United States). On another reading, they are the considered judgments of reflective agents—perhaps professional philosophers—who can bracket their parochial assumptions and attend to the morally relevant structure of cases. Huemer frequently writes as if these readings coincide, but they do not.</w:t>
+        <w:t>But</w:t>
+      </w:r>
+      <w:r>
+        <w:rPr>
+          <w:rFonts w:ascii="Georgia" w:hAnsi="Georgia"/>
+          <w:sz w:val="24"/>
+          <w:szCs w:val="24"/>
+        </w:rPr>
+        <w:t xml:space="preserve"> “commonsense intuition” is ambiguous in a way that matters for Huemer’s dialectic. On one reading, the relevant intuitions are those of ordinary participants in contemporary social life (say, in the United States). On another reading, they are the considered judgments of reflective agents—perhaps professional philosophers—who can bracket their parochial assumptions and attend to the morally relevant structure of cases. Huemer frequently writes as if these readings coincide, but they do not.</w:t>
       </w:r>
     </w:p>
     <w:p>
@@ -777,82 +896,7 @@
           <w:sz w:val="24"/>
           <w:szCs w:val="24"/>
         </w:rPr>
-        <w:t xml:space="preserve">If we use the first reading, the intuitions are deeply shaped by the institutional environment in which ordinary agents live: property regimes backed by public authority, monetary systems stabilized by law, corporate forms recognized by regulation, and the expectation that coercion is monopolized (at least officially) by a public police power. Ordinary moral reactions to threats, punishment, </w:t>
-      </w:r>
-      <w:r>
-        <w:rPr>
-          <w:rFonts w:ascii="Georgia" w:hAnsi="Georgia"/>
-          <w:sz w:val="24"/>
-          <w:szCs w:val="24"/>
-        </w:rPr>
-        <w:lastRenderedPageBreak/>
-        <w:t xml:space="preserve">contract, and “rights violations” are saturated with these assumptions. If we use the second reading, the intuitions become less “commonsense” and more theoretically </w:t>
-      </w:r>
-      <w:r>
-        <w:rPr>
-          <w:rFonts w:ascii="Georgia" w:hAnsi="Georgia"/>
-          <w:sz w:val="24"/>
-          <w:szCs w:val="24"/>
-        </w:rPr>
-        <w:t>loaded</w:t>
-      </w:r>
-      <w:r>
-        <w:rPr>
-          <w:rFonts w:ascii="Georgia" w:hAnsi="Georgia"/>
-          <w:sz w:val="24"/>
-          <w:szCs w:val="24"/>
-        </w:rPr>
-        <w:t xml:space="preserve">: the philosopher is expected to distinguish state-based rights from </w:t>
-      </w:r>
-      <w:r>
-        <w:rPr>
-          <w:rFonts w:ascii="Georgia" w:hAnsi="Georgia"/>
-          <w:sz w:val="24"/>
-          <w:szCs w:val="24"/>
-        </w:rPr>
-        <w:t>“</w:t>
-      </w:r>
-      <w:r>
-        <w:rPr>
-          <w:rFonts w:ascii="Georgia" w:hAnsi="Georgia"/>
-          <w:sz w:val="24"/>
-          <w:szCs w:val="24"/>
-        </w:rPr>
-        <w:t>natural</w:t>
-      </w:r>
-      <w:r>
-        <w:rPr>
-          <w:rFonts w:ascii="Georgia" w:hAnsi="Georgia"/>
-          <w:sz w:val="24"/>
-          <w:szCs w:val="24"/>
-        </w:rPr>
-        <w:t>”</w:t>
-      </w:r>
-      <w:r>
-        <w:rPr>
-          <w:rFonts w:ascii="Georgia" w:hAnsi="Georgia"/>
-          <w:sz w:val="24"/>
-          <w:szCs w:val="24"/>
-        </w:rPr>
-        <w:t xml:space="preserve"> rights, to understand the dependence of market institutions on legal order, and to bring to bear familiar doubts about naïve moral psychology. In either case, the evidential status of the </w:t>
-      </w:r>
-      <w:proofErr w:type="gramStart"/>
-      <w:r>
-        <w:rPr>
-          <w:rFonts w:ascii="Georgia" w:hAnsi="Georgia"/>
-          <w:sz w:val="24"/>
-          <w:szCs w:val="24"/>
-        </w:rPr>
-        <w:t>intuitions</w:t>
-      </w:r>
-      <w:proofErr w:type="gramEnd"/>
-      <w:r>
-        <w:rPr>
-          <w:rFonts w:ascii="Georgia" w:hAnsi="Georgia"/>
-          <w:sz w:val="24"/>
-          <w:szCs w:val="24"/>
-        </w:rPr>
-        <w:t xml:space="preserve"> shifts, and Huemer owes us more than he provides by way of methodological justification.</w:t>
+        <w:t xml:space="preserve">If we use the first reading, the intuitions are deeply shaped by the institutional environment in which ordinary agents live: property regimes backed by public authority, monetary systems stabilized by law, corporate forms recognized by regulation, and the expectation that coercion is monopolized (at least officially) by a public police power. Ordinary moral reactions to threats, punishment, contract, and “rights violations” are saturated with these assumptions. </w:t>
       </w:r>
     </w:p>
     <w:p>
@@ -869,6 +913,146 @@
           <w:sz w:val="24"/>
           <w:szCs w:val="24"/>
         </w:rPr>
+        <w:lastRenderedPageBreak/>
+        <w:t>If</w:t>
+      </w:r>
+      <w:r>
+        <w:rPr>
+          <w:rFonts w:ascii="Georgia" w:hAnsi="Georgia"/>
+          <w:sz w:val="24"/>
+          <w:szCs w:val="24"/>
+        </w:rPr>
+        <w:t>, by contr</w:t>
+      </w:r>
+      <w:r>
+        <w:rPr>
+          <w:rFonts w:ascii="Georgia" w:hAnsi="Georgia"/>
+          <w:sz w:val="24"/>
+          <w:szCs w:val="24"/>
+        </w:rPr>
+        <w:t>a</w:t>
+      </w:r>
+      <w:r>
+        <w:rPr>
+          <w:rFonts w:ascii="Georgia" w:hAnsi="Georgia"/>
+          <w:sz w:val="24"/>
+          <w:szCs w:val="24"/>
+        </w:rPr>
+        <w:t>st,</w:t>
+      </w:r>
+      <w:r>
+        <w:rPr>
+          <w:rFonts w:ascii="Georgia" w:hAnsi="Georgia"/>
+          <w:sz w:val="24"/>
+          <w:szCs w:val="24"/>
+        </w:rPr>
+        <w:t xml:space="preserve"> we use the second reading, the</w:t>
+      </w:r>
+      <w:r>
+        <w:rPr>
+          <w:rFonts w:ascii="Georgia" w:hAnsi="Georgia"/>
+          <w:sz w:val="24"/>
+          <w:szCs w:val="24"/>
+        </w:rPr>
+        <w:t>n the relevant</w:t>
+      </w:r>
+      <w:r>
+        <w:rPr>
+          <w:rFonts w:ascii="Georgia" w:hAnsi="Georgia"/>
+          <w:sz w:val="24"/>
+          <w:szCs w:val="24"/>
+        </w:rPr>
+        <w:t xml:space="preserve"> intuitions become less “commonsense” and more theoretically </w:t>
+      </w:r>
+      <w:r>
+        <w:rPr>
+          <w:rFonts w:ascii="Georgia" w:hAnsi="Georgia"/>
+          <w:sz w:val="24"/>
+          <w:szCs w:val="24"/>
+        </w:rPr>
+        <w:t>loaded</w:t>
+      </w:r>
+      <w:r>
+        <w:rPr>
+          <w:rFonts w:ascii="Georgia" w:hAnsi="Georgia"/>
+          <w:sz w:val="24"/>
+          <w:szCs w:val="24"/>
+        </w:rPr>
+        <w:t>.  T</w:t>
+      </w:r>
+      <w:r>
+        <w:rPr>
+          <w:rFonts w:ascii="Georgia" w:hAnsi="Georgia"/>
+          <w:sz w:val="24"/>
+          <w:szCs w:val="24"/>
+        </w:rPr>
+        <w:t xml:space="preserve">he philosopher is expected to distinguish state-based rights from </w:t>
+      </w:r>
+      <w:r>
+        <w:rPr>
+          <w:rFonts w:ascii="Georgia" w:hAnsi="Georgia"/>
+          <w:sz w:val="24"/>
+          <w:szCs w:val="24"/>
+        </w:rPr>
+        <w:t>“</w:t>
+      </w:r>
+      <w:r>
+        <w:rPr>
+          <w:rFonts w:ascii="Georgia" w:hAnsi="Georgia"/>
+          <w:sz w:val="24"/>
+          <w:szCs w:val="24"/>
+        </w:rPr>
+        <w:t>natural</w:t>
+      </w:r>
+      <w:r>
+        <w:rPr>
+          <w:rFonts w:ascii="Georgia" w:hAnsi="Georgia"/>
+          <w:sz w:val="24"/>
+          <w:szCs w:val="24"/>
+        </w:rPr>
+        <w:t>”</w:t>
+      </w:r>
+      <w:r>
+        <w:rPr>
+          <w:rFonts w:ascii="Georgia" w:hAnsi="Georgia"/>
+          <w:sz w:val="24"/>
+          <w:szCs w:val="24"/>
+        </w:rPr>
+        <w:t xml:space="preserve"> rights, to understand the dependence of market institutions on legal order, and to bring to bear familiar doubts about naïve moral psychology. In either case, the evidential status of the </w:t>
+      </w:r>
+      <w:proofErr w:type="gramStart"/>
+      <w:r>
+        <w:rPr>
+          <w:rFonts w:ascii="Georgia" w:hAnsi="Georgia"/>
+          <w:sz w:val="24"/>
+          <w:szCs w:val="24"/>
+        </w:rPr>
+        <w:t>intuitions</w:t>
+      </w:r>
+      <w:proofErr w:type="gramEnd"/>
+      <w:r>
+        <w:rPr>
+          <w:rFonts w:ascii="Georgia" w:hAnsi="Georgia"/>
+          <w:sz w:val="24"/>
+          <w:szCs w:val="24"/>
+        </w:rPr>
+        <w:t xml:space="preserve"> shifts, and Huemer owes us more than he provides by way of methodological justification.</w:t>
+      </w:r>
+    </w:p>
+    <w:p>
+      <w:pPr>
+        <w:rPr>
+          <w:rFonts w:ascii="Georgia" w:hAnsi="Georgia"/>
+          <w:sz w:val="24"/>
+          <w:szCs w:val="24"/>
+        </w:rPr>
+      </w:pPr>
+      <w:r>
+        <w:rPr>
+          <w:rFonts w:ascii="Georgia" w:hAnsi="Georgia"/>
+          <w:sz w:val="24"/>
+          <w:szCs w:val="24"/>
+        </w:rPr>
         <w:t xml:space="preserve">This is not a complaint about using thought experiments. Rather, it is a complaint about the epistemic work Huemer asks them to do. </w:t>
       </w:r>
       <w:r>
@@ -934,6 +1118,15 @@
           <w:szCs w:val="24"/>
         </w:rPr>
         <w:t>precisely because such devices can conceal crucial assumptions by presenting them as unproblematic background.</w:t>
+      </w:r>
+      <w:r>
+        <w:rPr>
+          <w:rStyle w:val="EndnoteReference"/>
+          <w:rFonts w:ascii="Georgia" w:hAnsi="Georgia"/>
+          <w:sz w:val="24"/>
+          <w:szCs w:val="24"/>
+        </w:rPr>
+        <w:endnoteReference w:id="2"/>
       </w:r>
       <w:r>
         <w:rPr>
@@ -1412,7 +1605,23 @@
           <w:sz w:val="24"/>
           <w:szCs w:val="24"/>
         </w:rPr>
-        <w:t xml:space="preserve"> verdict is correct. The point is that Huemer’s verdict relies on a modern institutional lens that his argument cannot simply treat as morally inert background.</w:t>
+        <w:t xml:space="preserve"> verdict is correct. The point is</w:t>
+      </w:r>
+      <w:r>
+        <w:rPr>
+          <w:rFonts w:ascii="Georgia" w:hAnsi="Georgia"/>
+          <w:sz w:val="24"/>
+          <w:szCs w:val="24"/>
+        </w:rPr>
+        <w:t>, rather,</w:t>
+      </w:r>
+      <w:r>
+        <w:rPr>
+          <w:rFonts w:ascii="Georgia" w:hAnsi="Georgia"/>
+          <w:sz w:val="24"/>
+          <w:szCs w:val="24"/>
+        </w:rPr>
+        <w:t xml:space="preserve"> that Huemer’s verdict relies on a modern institutional lens that his argument cannot simply treat as morally inert background.</w:t>
       </w:r>
     </w:p>
     <w:p>
@@ -1528,7 +1737,7 @@
           <w:sz w:val="24"/>
           <w:szCs w:val="24"/>
         </w:rPr>
-        <w:t xml:space="preserve">Consider the vigilante story again. The “private agent” is presented as a solitary citizen with guns and a basement. But in contemporary political economy, coercive power is rarely exercised by isolated individuals. It is exercised by organizations—corporations, firms, bureaucracies, and other durable institutions. Twiddle the knobs so that the “agent” is a large private security corporation, with </w:t>
+        <w:t xml:space="preserve">Consider the vigilante story again. The “private agent” is presented as a solitary citizen with guns and a basement. But in contemporary political economy, coercive power is rarely exercised by isolated individuals. It is exercised by organizations—corporations, firms, bureaucracies, and other durable institutions. </w:t>
       </w:r>
       <w:r>
         <w:rPr>
@@ -1537,7 +1746,41 @@
           <w:szCs w:val="24"/>
         </w:rPr>
         <w:lastRenderedPageBreak/>
-        <w:t>professional staff, multiple facilities, and legal specialists. Now imagine that this corporation approaches a community offering anti-vandalism services, and imposes fees, with threats of confinement in a privately run detention facility for those who refuse. The intuition that this is morally outrageous is, if anything, stronger. Yet Huemer’s institutional vision asks us to regard precisely such organizations as the proper replacement for public law enforcement. If the intuition remains that such coercive extraction is wrongful when performed by a private firm, then the anti-statist argument begins to backfire: the problem is not “the state as such,” but coercion by unaccountable institutions, whether public or private.</w:t>
+        <w:t>Twiddle the knobs so that the “agent” is a large private security corporation, with professional staff, multiple facilities, and legal specialists. Now imagine that this corporation approaches a community offering anti-vandalism services, and imposes fees, with threats of confinement in a privately run detention facility for those who refuse. The intuition that this is morally outrageous is, if anything, stronger. Yet Huemer’s institutional vision asks us to regard precisely such organizations as the proper replacement for public law enforcement. If the intuition remains that such coercive extraction is wrongful when performed by a private firm, then the anti-statist argument begins to backfire: the problem is not “the state</w:t>
+      </w:r>
+      <w:r>
+        <w:rPr>
+          <w:rFonts w:ascii="Georgia" w:hAnsi="Georgia"/>
+          <w:sz w:val="24"/>
+          <w:szCs w:val="24"/>
+        </w:rPr>
+        <w:t>”,</w:t>
+      </w:r>
+      <w:r>
+        <w:rPr>
+          <w:rFonts w:ascii="Georgia" w:hAnsi="Georgia"/>
+          <w:sz w:val="24"/>
+          <w:szCs w:val="24"/>
+        </w:rPr>
+        <w:t xml:space="preserve"> as such, but coercion by </w:t>
+      </w:r>
+      <w:r>
+        <w:rPr>
+          <w:rFonts w:ascii="Georgia" w:hAnsi="Georgia"/>
+          <w:i/>
+          <w:iCs/>
+          <w:sz w:val="24"/>
+          <w:szCs w:val="24"/>
+        </w:rPr>
+        <w:t>unaccountable institutions</w:t>
+      </w:r>
+      <w:r>
+        <w:rPr>
+          <w:rFonts w:ascii="Georgia" w:hAnsi="Georgia"/>
+          <w:sz w:val="24"/>
+          <w:szCs w:val="24"/>
+        </w:rPr>
+        <w:t>, whether public or private.</w:t>
       </w:r>
     </w:p>
     <w:p>
@@ -1620,7 +1863,7 @@
           <w:sz w:val="24"/>
           <w:szCs w:val="24"/>
         </w:rPr>
-        <w:t xml:space="preserve">t imagines a modern corporate environment (board meetings, agencies, managerial authority) while bracketing the normal response to violent threats in such a setting—namely, calling the police. The reader’s intuitive verdict is thus asked to float free of the institutional response that gives the situation its real-world structure. This </w:t>
+        <w:t xml:space="preserve">t imagines a modern corporate environment (board meetings, agencies, managerial authority) while bracketing the normal response to violent threats in such a setting—namely, calling the police. The reader’s intuitive verdict is thus asked to float free </w:t>
       </w:r>
       <w:r>
         <w:rPr>
@@ -1629,7 +1872,7 @@
           <w:szCs w:val="24"/>
         </w:rPr>
         <w:lastRenderedPageBreak/>
-        <w:t>makes the case unstable. Either we are in a world with police, in which case the scenario’s “normal” dynamics are misdescribed</w:t>
+        <w:t>of the institutional response that gives the situation its real-world structure. This makes the case unstable. Either we are in a world with police, in which case the scenario’s “normal” dynamics are misdescribed</w:t>
       </w:r>
       <w:r>
         <w:rPr>
@@ -1856,7 +2099,15 @@
           <w:sz w:val="24"/>
           <w:szCs w:val="24"/>
         </w:rPr>
-        <w:t xml:space="preserve">The </w:t>
+        <w:t>Note, however, that t</w:t>
+      </w:r>
+      <w:r>
+        <w:rPr>
+          <w:rFonts w:ascii="Georgia" w:hAnsi="Georgia"/>
+          <w:sz w:val="24"/>
+          <w:szCs w:val="24"/>
+        </w:rPr>
+        <w:t xml:space="preserve">he </w:t>
       </w:r>
       <w:r>
         <w:rPr>
@@ -1872,7 +2123,59 @@
           <w:sz w:val="24"/>
           <w:szCs w:val="24"/>
         </w:rPr>
-        <w:t xml:space="preserve">example is rhetorically potent because it is deliberately psychotic: it isolates arbitrariness and exploitation. But the relevant question for political authority is not whether democracy can justify </w:t>
+        <w:t xml:space="preserve">example is rhetorically potent </w:t>
+      </w:r>
+      <w:r>
+        <w:rPr>
+          <w:rFonts w:ascii="Georgia" w:hAnsi="Georgia"/>
+          <w:sz w:val="24"/>
+          <w:szCs w:val="24"/>
+        </w:rPr>
+        <w:t xml:space="preserve">precisely </w:t>
+      </w:r>
+      <w:r>
+        <w:rPr>
+          <w:rFonts w:ascii="Georgia" w:hAnsi="Georgia"/>
+          <w:sz w:val="24"/>
+          <w:szCs w:val="24"/>
+        </w:rPr>
+        <w:t xml:space="preserve">because it isolates </w:t>
+      </w:r>
+      <w:r>
+        <w:rPr>
+          <w:rFonts w:ascii="Georgia" w:hAnsi="Georgia"/>
+          <w:i/>
+          <w:iCs/>
+          <w:sz w:val="24"/>
+          <w:szCs w:val="24"/>
+        </w:rPr>
+        <w:t>arbitrariness</w:t>
+      </w:r>
+      <w:r>
+        <w:rPr>
+          <w:rFonts w:ascii="Georgia" w:hAnsi="Georgia"/>
+          <w:sz w:val="24"/>
+          <w:szCs w:val="24"/>
+        </w:rPr>
+        <w:t xml:space="preserve"> and </w:t>
+      </w:r>
+      <w:r>
+        <w:rPr>
+          <w:rFonts w:ascii="Georgia" w:hAnsi="Georgia"/>
+          <w:i/>
+          <w:iCs/>
+          <w:sz w:val="24"/>
+          <w:szCs w:val="24"/>
+        </w:rPr>
+        <w:t>exploitation</w:t>
+      </w:r>
+      <w:r>
+        <w:rPr>
+          <w:rFonts w:ascii="Georgia" w:hAnsi="Georgia"/>
+          <w:sz w:val="24"/>
+          <w:szCs w:val="24"/>
+        </w:rPr>
+        <w:t xml:space="preserve">. But the relevant question for political authority is not whether democracy can justify </w:t>
       </w:r>
       <w:r>
         <w:rPr>
@@ -2238,7 +2541,23 @@
           <w:sz w:val="24"/>
           <w:szCs w:val="24"/>
         </w:rPr>
-        <w:t xml:space="preserve">ven granting the </w:t>
+        <w:t xml:space="preserve">ven granting </w:t>
+      </w:r>
+      <w:r>
+        <w:rPr>
+          <w:rFonts w:ascii="Georgia" w:hAnsi="Georgia"/>
+          <w:sz w:val="24"/>
+          <w:szCs w:val="24"/>
+        </w:rPr>
+        <w:t>its</w:t>
+      </w:r>
+      <w:r>
+        <w:rPr>
+          <w:rFonts w:ascii="Georgia" w:hAnsi="Georgia"/>
+          <w:sz w:val="24"/>
+          <w:szCs w:val="24"/>
+        </w:rPr>
+        <w:t xml:space="preserve"> </w:t>
       </w:r>
       <w:r>
         <w:rPr>
@@ -2254,7 +2573,7 @@
           <w:sz w:val="24"/>
           <w:szCs w:val="24"/>
         </w:rPr>
-        <w:t xml:space="preserve"> of such mechanisms, the core </w:t>
+        <w:t xml:space="preserve">, the core </w:t>
       </w:r>
       <w:r>
         <w:rPr>
@@ -2318,7 +2637,31 @@
           <w:sz w:val="24"/>
           <w:szCs w:val="24"/>
         </w:rPr>
-        <w:t>. Private security firms must protect clients against outsiders; they must respond to disputes involving non-clients; they must enforce judgments, which means imposing sanctions on those who resist. At precisely these points, the justificatory burden returns. Free contracts between clients and firms cannot justify coercion against non-clients. Yet a security firm that cannot coerce non-clients is not a security firm. Huemer’s institutional picture therefore requires an account of when and why coercion against non-consenting parties is permissible.</w:t>
+        <w:t xml:space="preserve">. Private security firms must protect clients against outsiders; they must respond to disputes involving non-clients; they must enforce judgments, which means imposing sanctions on those who resist. At precisely these points, the justificatory burden returns. </w:t>
+      </w:r>
+      <w:r>
+        <w:rPr>
+          <w:rFonts w:ascii="Georgia" w:hAnsi="Georgia"/>
+          <w:sz w:val="24"/>
+          <w:szCs w:val="24"/>
+        </w:rPr>
+        <w:t>Even a perfectly voluntary contract cannot authorize coercion against third parties. Yet third parties are unavoidable. Security firms must protect clients against outsiders; they must enforce judgments against those who never consented to their procedures; and they must resolve disputes at boundaries between jurisdictions.</w:t>
+      </w:r>
+      <w:r>
+        <w:rPr>
+          <w:rFonts w:ascii="Georgia" w:hAnsi="Georgia"/>
+          <w:sz w:val="24"/>
+          <w:szCs w:val="24"/>
+        </w:rPr>
+        <w:t xml:space="preserve">  </w:t>
+      </w:r>
+      <w:r>
+        <w:rPr>
+          <w:rFonts w:ascii="Georgia" w:hAnsi="Georgia"/>
+          <w:sz w:val="24"/>
+          <w:szCs w:val="24"/>
+        </w:rPr>
+        <w:t>Huemer’s institutional picture therefore requires an account of when and why coercion against non-consenting parties is permissible.</w:t>
       </w:r>
     </w:p>
     <w:p>
@@ -2335,6 +2678,7 @@
           <w:sz w:val="24"/>
           <w:szCs w:val="24"/>
         </w:rPr>
+        <w:lastRenderedPageBreak/>
         <w:t xml:space="preserve">Let us </w:t>
       </w:r>
       <w:r>
@@ -2359,16 +2703,7 @@
           <w:sz w:val="24"/>
           <w:szCs w:val="24"/>
         </w:rPr>
-        <w:t xml:space="preserve">HOA enacts a rule excluding Black visitors; the community’s </w:t>
-      </w:r>
-      <w:r>
-        <w:rPr>
-          <w:rFonts w:ascii="Georgia" w:hAnsi="Georgia"/>
-          <w:sz w:val="24"/>
-          <w:szCs w:val="24"/>
-        </w:rPr>
-        <w:lastRenderedPageBreak/>
-        <w:t xml:space="preserve">security firm enforces the rule; the excluded individuals are not clients of the firm and never consented to the community’s “law.” The firm’s coercive action against them cannot be justified by contract. </w:t>
+        <w:t xml:space="preserve">HOA enacts a rule excluding Black visitors; the community’s security firm enforces the rule; the excluded individuals are not clients of the firm and never consented to the community’s “law.” The firm’s coercive action against them cannot be justified by contract. </w:t>
       </w:r>
     </w:p>
     <w:p>
@@ -2458,7 +2793,23 @@
           <w:sz w:val="24"/>
           <w:szCs w:val="24"/>
         </w:rPr>
-        <w:t>omes, communities, and livelihoods are not easily abandoned. If exit is expensive, then private governance looks coercive in the same sense as state governance. If exit is easy, private governance is possible only in a highly idealized social world, one in which the structural asymmetries of wealth, geography, and social dependency have been abstracted away.</w:t>
+        <w:t>omes, communities, and livelihoods are not easily abandoned. If exit is expensive</w:t>
+      </w:r>
+      <w:r>
+        <w:rPr>
+          <w:rFonts w:ascii="Georgia" w:hAnsi="Georgia"/>
+          <w:sz w:val="24"/>
+          <w:szCs w:val="24"/>
+        </w:rPr>
+        <w:t xml:space="preserve"> or dangerous</w:t>
+      </w:r>
+      <w:r>
+        <w:rPr>
+          <w:rFonts w:ascii="Georgia" w:hAnsi="Georgia"/>
+          <w:sz w:val="24"/>
+          <w:szCs w:val="24"/>
+        </w:rPr>
+        <w:t>, then private governance looks coercive in the same sense as state governance. If exit is easy, private governance is possible only in a highly idealized social world, in which the structural asymmetries of wealth, geography, and social dependency have been abstracted away.</w:t>
       </w:r>
     </w:p>
     <w:p>
@@ -2475,7 +2826,23 @@
           <w:sz w:val="24"/>
           <w:szCs w:val="24"/>
         </w:rPr>
-        <w:t>Huemer sometimes writes as if coercion is rendered morally innocuous by contract: if individuals freely subscribe to security services, the resulting enforcement is consensual rather than coercive. But this is at best a partial story. Even a perfectly voluntary contract cannot authorize coercion against third parties. Yet third parties are unavoidable. Security firms must protect clients against outsiders; they must enforce judgments against those who never consented to their procedures; and they must resolve disputes at boundaries between jurisdictions.</w:t>
+        <w:t xml:space="preserve">This is not a peripheral complication; it is the core of </w:t>
+      </w:r>
+      <w:r>
+        <w:rPr>
+          <w:rFonts w:ascii="Georgia" w:hAnsi="Georgia"/>
+          <w:sz w:val="24"/>
+          <w:szCs w:val="24"/>
+        </w:rPr>
+        <w:t xml:space="preserve">what Huemer sees as the problem of </w:t>
+      </w:r>
+      <w:r>
+        <w:rPr>
+          <w:rFonts w:ascii="Georgia" w:hAnsi="Georgia"/>
+          <w:sz w:val="24"/>
+          <w:szCs w:val="24"/>
+        </w:rPr>
+        <w:t>political authority. The state’s distinctive claim is precisely the right to coerce those who have not individually consented to each act of coercion. If Huemer’s alternative institutions cannot avoid coercing non-consenters, they inherit the same justificatory burden. If they can avoid coercing non-consenters, they cannot solve the very problems—predation, free-riding, boundary disputes—that motivate the institution of security in the first place.</w:t>
       </w:r>
     </w:p>
     <w:p>
@@ -2492,33 +2859,42 @@
           <w:sz w:val="24"/>
           <w:szCs w:val="24"/>
         </w:rPr>
-        <w:t xml:space="preserve">This is not a peripheral complication; it is the core of </w:t>
-      </w:r>
-      <w:r>
-        <w:rPr>
-          <w:rFonts w:ascii="Georgia" w:hAnsi="Georgia"/>
-          <w:sz w:val="24"/>
-          <w:szCs w:val="24"/>
-        </w:rPr>
-        <w:t xml:space="preserve">what Huemer sees as the problem of </w:t>
-      </w:r>
-      <w:r>
-        <w:rPr>
-          <w:rFonts w:ascii="Georgia" w:hAnsi="Georgia"/>
-          <w:sz w:val="24"/>
-          <w:szCs w:val="24"/>
-        </w:rPr>
-        <w:t>political authority. The state’s distinctive claim is precisely the right to coerce those who have not individually consented to each act of coercion. If Huemer’s alternative institutions cannot avoid coercing non-consenters, they inherit the same justificatory burden. If they can avoid coercing non-consenters, they cannot solve the very problems—predation, free-riding, boundary disputes—that motivate the institution of security in the first place.</w:t>
-      </w:r>
-    </w:p>
-    <w:p>
-      <w:pPr>
-        <w:rPr>
-          <w:rFonts w:ascii="Georgia" w:hAnsi="Georgia"/>
-          <w:sz w:val="24"/>
-          <w:szCs w:val="24"/>
-        </w:rPr>
-      </w:pPr>
+        <w:t xml:space="preserve">Consider a simple boundary case. One community permits the sale of marijuana, LSD, cocaine, and heroin; another prohibits it. The permissive community becomes wealthier and can afford a larger security force. The restrictive community alleges that the permissive community’s activities harm its </w:t>
+      </w:r>
+      <w:proofErr w:type="gramStart"/>
+      <w:r>
+        <w:rPr>
+          <w:rFonts w:ascii="Georgia" w:hAnsi="Georgia"/>
+          <w:sz w:val="24"/>
+          <w:szCs w:val="24"/>
+        </w:rPr>
+        <w:t>residents</w:t>
+      </w:r>
+      <w:r>
+        <w:rPr>
+          <w:rFonts w:ascii="Georgia" w:hAnsi="Georgia"/>
+          <w:sz w:val="24"/>
+          <w:szCs w:val="24"/>
+        </w:rPr>
+        <w:t xml:space="preserve">, </w:t>
+      </w:r>
+      <w:r>
+        <w:rPr>
+          <w:rFonts w:ascii="Georgia" w:hAnsi="Georgia"/>
+          <w:sz w:val="24"/>
+          <w:szCs w:val="24"/>
+        </w:rPr>
+        <w:t>and</w:t>
+      </w:r>
+      <w:proofErr w:type="gramEnd"/>
+      <w:r>
+        <w:rPr>
+          <w:rFonts w:ascii="Georgia" w:hAnsi="Georgia"/>
+          <w:sz w:val="24"/>
+          <w:szCs w:val="24"/>
+        </w:rPr>
+        <w:t xml:space="preserve"> demands arbitration. The permissive community refuses. At that point, the </w:t>
+      </w:r>
       <w:r>
         <w:rPr>
           <w:rFonts w:ascii="Georgia" w:hAnsi="Georgia"/>
@@ -2526,41 +2902,7 @@
           <w:szCs w:val="24"/>
         </w:rPr>
         <w:lastRenderedPageBreak/>
-        <w:t xml:space="preserve">Consider a simple boundary case. One community permits the sale of marijuana, LSD, cocaine, and heroin; another prohibits it. The permissive community becomes wealthier and can afford a larger security force. The restrictive community alleges that the permissive community’s activities harm its </w:t>
-      </w:r>
-      <w:proofErr w:type="gramStart"/>
-      <w:r>
-        <w:rPr>
-          <w:rFonts w:ascii="Georgia" w:hAnsi="Georgia"/>
-          <w:sz w:val="24"/>
-          <w:szCs w:val="24"/>
-        </w:rPr>
-        <w:t>residents</w:t>
-      </w:r>
-      <w:r>
-        <w:rPr>
-          <w:rFonts w:ascii="Georgia" w:hAnsi="Georgia"/>
-          <w:sz w:val="24"/>
-          <w:szCs w:val="24"/>
-        </w:rPr>
-        <w:t xml:space="preserve">, </w:t>
-      </w:r>
-      <w:r>
-        <w:rPr>
-          <w:rFonts w:ascii="Georgia" w:hAnsi="Georgia"/>
-          <w:sz w:val="24"/>
-          <w:szCs w:val="24"/>
-        </w:rPr>
-        <w:t>and</w:t>
-      </w:r>
-      <w:proofErr w:type="gramEnd"/>
-      <w:r>
-        <w:rPr>
-          <w:rFonts w:ascii="Georgia" w:hAnsi="Georgia"/>
-          <w:sz w:val="24"/>
-          <w:szCs w:val="24"/>
-        </w:rPr>
-        <w:t xml:space="preserve"> demands arbitration. The permissive community refuses. At that point, the restrictive community faces a familiar problem</w:t>
+        <w:t>restrictive community faces a familiar problem</w:t>
       </w:r>
       <w:r>
         <w:rPr>
@@ -2576,7 +2918,23 @@
           <w:sz w:val="24"/>
           <w:szCs w:val="24"/>
         </w:rPr>
-        <w:t>without a higher authority, disputes are resolved by bargaining backed by force. The larger force can effectively compel the smaller to accept its terms—perhaps even requiring subscription to the larger firm’s “security services” as the price of peace. The resulting relationship resembles extortion and domination far more than voluntary contract.</w:t>
+        <w:t xml:space="preserve">without a higher authority, disputes are resolved by bargaining backed by force. The larger force can effectively compel the smaller </w:t>
+      </w:r>
+      <w:r>
+        <w:rPr>
+          <w:rFonts w:ascii="Georgia" w:hAnsi="Georgia"/>
+          <w:sz w:val="24"/>
+          <w:szCs w:val="24"/>
+        </w:rPr>
+        <w:t xml:space="preserve">one </w:t>
+      </w:r>
+      <w:r>
+        <w:rPr>
+          <w:rFonts w:ascii="Georgia" w:hAnsi="Georgia"/>
+          <w:sz w:val="24"/>
+          <w:szCs w:val="24"/>
+        </w:rPr>
+        <w:t>to accept its terms—perhaps even requiring subscription to the larger firm’s “security services” as the price of peace. The resulting relationship resembles extortion and domination far more than voluntary contract.</w:t>
       </w:r>
     </w:p>
     <w:p>
@@ -2729,169 +3087,6 @@
         </w:rPr>
         <w:t xml:space="preserve">.  </w:t>
       </w:r>
-      <w:r>
-        <w:rPr>
-          <w:rFonts w:ascii="Georgia" w:hAnsi="Georgia"/>
-          <w:sz w:val="24"/>
-          <w:szCs w:val="24"/>
-        </w:rPr>
-        <w:t xml:space="preserve">But when Huemer turns to anarcho-capitalist institutions, the empirical caution fades. The owners of private security firms are assumed to act rationally, to avoid conflict because it is costly, and to be disciplined by competitive pressures. </w:t>
-      </w:r>
-      <w:r>
-        <w:rPr>
-          <w:rFonts w:ascii="Georgia" w:hAnsi="Georgia"/>
-          <w:sz w:val="24"/>
-          <w:szCs w:val="24"/>
-        </w:rPr>
-        <w:t>Moreover, t</w:t>
-      </w:r>
-      <w:r>
-        <w:rPr>
-          <w:rFonts w:ascii="Georgia" w:hAnsi="Georgia"/>
-          <w:sz w:val="24"/>
-          <w:szCs w:val="24"/>
-        </w:rPr>
-        <w:t xml:space="preserve">he population is assumed to be capable of evaluating firms and switching providers. The mercenaries who staff private enforcement agencies are assumed to behave as service professionals rather than as agents susceptible to the pathologies of power. </w:t>
-      </w:r>
-      <w:r>
-        <w:rPr>
-          <w:rFonts w:ascii="Georgia" w:hAnsi="Georgia"/>
-          <w:sz w:val="24"/>
-          <w:szCs w:val="24"/>
-        </w:rPr>
-        <w:t>But,</w:t>
-      </w:r>
-      <w:r>
-        <w:rPr>
-          <w:rFonts w:ascii="Georgia" w:hAnsi="Georgia"/>
-          <w:sz w:val="24"/>
-          <w:szCs w:val="24"/>
-        </w:rPr>
-        <w:t xml:space="preserve"> if </w:t>
-      </w:r>
-      <w:r>
-        <w:rPr>
-          <w:rFonts w:ascii="Georgia" w:hAnsi="Georgia"/>
-          <w:sz w:val="24"/>
-          <w:szCs w:val="24"/>
-        </w:rPr>
-        <w:t xml:space="preserve">the lessons of the </w:t>
-      </w:r>
-      <w:r>
-        <w:rPr>
-          <w:rFonts w:ascii="Georgia" w:hAnsi="Georgia"/>
-          <w:sz w:val="24"/>
-          <w:szCs w:val="24"/>
-        </w:rPr>
-        <w:t>Milgram</w:t>
-      </w:r>
-      <w:r>
-        <w:rPr>
-          <w:rFonts w:ascii="Georgia" w:hAnsi="Georgia"/>
-          <w:sz w:val="24"/>
-          <w:szCs w:val="24"/>
-        </w:rPr>
-        <w:t xml:space="preserve"> and</w:t>
-      </w:r>
-      <w:r>
-        <w:rPr>
-          <w:rFonts w:ascii="Georgia" w:hAnsi="Georgia"/>
-          <w:sz w:val="24"/>
-          <w:szCs w:val="24"/>
-        </w:rPr>
-        <w:t xml:space="preserve"> Zimbardo</w:t>
-      </w:r>
-      <w:r>
-        <w:rPr>
-          <w:rFonts w:ascii="Georgia" w:hAnsi="Georgia"/>
-          <w:sz w:val="24"/>
-          <w:szCs w:val="24"/>
-        </w:rPr>
-        <w:t xml:space="preserve"> studies a</w:t>
-      </w:r>
-      <w:r>
-        <w:rPr>
-          <w:rFonts w:ascii="Georgia" w:hAnsi="Georgia"/>
-          <w:sz w:val="24"/>
-          <w:szCs w:val="24"/>
-        </w:rPr>
-        <w:t xml:space="preserve">re </w:t>
-      </w:r>
-      <w:r>
-        <w:rPr>
-          <w:rFonts w:ascii="Georgia" w:hAnsi="Georgia"/>
-          <w:sz w:val="24"/>
-          <w:szCs w:val="24"/>
-        </w:rPr>
-        <w:t>taken seriously</w:t>
-      </w:r>
-      <w:r>
-        <w:rPr>
-          <w:rFonts w:ascii="Georgia" w:hAnsi="Georgia"/>
-          <w:sz w:val="24"/>
-          <w:szCs w:val="24"/>
-        </w:rPr>
-        <w:t xml:space="preserve">, they should apply with equal </w:t>
-      </w:r>
-      <w:r>
-        <w:rPr>
-          <w:rFonts w:ascii="Georgia" w:hAnsi="Georgia"/>
-          <w:sz w:val="24"/>
-          <w:szCs w:val="24"/>
-        </w:rPr>
-        <w:t xml:space="preserve">(or greater) </w:t>
-      </w:r>
-      <w:r>
-        <w:rPr>
-          <w:rFonts w:ascii="Georgia" w:hAnsi="Georgia"/>
-          <w:sz w:val="24"/>
-          <w:szCs w:val="24"/>
-        </w:rPr>
-        <w:t xml:space="preserve">force to privatized authority. Private coercive institutions, especially those organized for profit, </w:t>
-      </w:r>
-      <w:r>
-        <w:rPr>
-          <w:rFonts w:ascii="Georgia" w:hAnsi="Georgia"/>
-          <w:sz w:val="24"/>
-          <w:szCs w:val="24"/>
-        </w:rPr>
-        <w:lastRenderedPageBreak/>
-        <w:t>would surely</w:t>
-      </w:r>
-      <w:r>
-        <w:rPr>
-          <w:rFonts w:ascii="Georgia" w:hAnsi="Georgia"/>
-          <w:sz w:val="24"/>
-          <w:szCs w:val="24"/>
-        </w:rPr>
-        <w:t xml:space="preserve"> </w:t>
-      </w:r>
-      <w:r>
-        <w:rPr>
-          <w:rFonts w:ascii="Georgia" w:hAnsi="Georgia"/>
-          <w:i/>
-          <w:iCs/>
-          <w:sz w:val="24"/>
-          <w:szCs w:val="24"/>
-        </w:rPr>
-        <w:t>intensify</w:t>
-      </w:r>
-      <w:r>
-        <w:rPr>
-          <w:rFonts w:ascii="Georgia" w:hAnsi="Georgia"/>
-          <w:sz w:val="24"/>
-          <w:szCs w:val="24"/>
-        </w:rPr>
-        <w:t xml:space="preserve"> incentives to exploit rather than constrain them.</w:t>
-      </w:r>
-      <w:r>
-        <w:rPr>
-          <w:rFonts w:ascii="Georgia" w:hAnsi="Georgia"/>
-          <w:sz w:val="24"/>
-          <w:szCs w:val="24"/>
-        </w:rPr>
-        <w:t xml:space="preserve"> The owners of private armies are not the rational saints that Huemer naively imagines.</w:t>
-      </w:r>
     </w:p>
     <w:p>
       <w:pPr>
@@ -2907,23 +3102,195 @@
           <w:sz w:val="24"/>
           <w:szCs w:val="24"/>
         </w:rPr>
-        <w:t>Second, c</w:t>
-      </w:r>
-      <w:r>
-        <w:rPr>
-          <w:rFonts w:ascii="Georgia" w:hAnsi="Georgia"/>
-          <w:sz w:val="24"/>
-          <w:szCs w:val="24"/>
-        </w:rPr>
-        <w:t xml:space="preserve">onsider now a salient social mechanism that Huemer’s anarcho-capitalist vision requires—viz., money. </w:t>
-      </w:r>
-      <w:r>
-        <w:rPr>
-          <w:rFonts w:ascii="Georgia" w:hAnsi="Georgia"/>
-          <w:sz w:val="24"/>
-          <w:szCs w:val="24"/>
-        </w:rPr>
-        <w:t>Huemer’s institutional vision requires not only private enforcement but also robust market coordination. Yet the book devotes remarkably little attention to the architecture of money. This omission is not merely a gap in political economy; it bears directly on the methodological claims of Part I. Huemer’s intuition pumps frequently assume money already exists and functions smoothly: monthly security fees, restaurant bills, employment income, and compensation schemes are treated as straightforward. But money is not merely another commodity. It is a social technology whose stability depends on conventions, enforcement, and policy.</w:t>
+        <w:t>Oddly, though,</w:t>
+      </w:r>
+      <w:r>
+        <w:rPr>
+          <w:rFonts w:ascii="Georgia" w:hAnsi="Georgia"/>
+          <w:sz w:val="24"/>
+          <w:szCs w:val="24"/>
+        </w:rPr>
+        <w:t xml:space="preserve"> when Huemer turns to anarcho-capitalist institutions, the empirical caution fades. The owners of private security firms are assumed to act rationally, to avoid conflict because it is costly, and to be disciplined by competitive pressures.</w:t>
+      </w:r>
+      <w:r>
+        <w:rPr>
+          <w:rFonts w:ascii="Georgia" w:hAnsi="Georgia"/>
+          <w:sz w:val="24"/>
+          <w:szCs w:val="24"/>
+        </w:rPr>
+        <w:t xml:space="preserve">  </w:t>
+      </w:r>
+      <w:r>
+        <w:rPr>
+          <w:rFonts w:ascii="Georgia" w:hAnsi="Georgia"/>
+          <w:sz w:val="24"/>
+          <w:szCs w:val="24"/>
+        </w:rPr>
+        <w:t>Moreover, t</w:t>
+      </w:r>
+      <w:r>
+        <w:rPr>
+          <w:rFonts w:ascii="Georgia" w:hAnsi="Georgia"/>
+          <w:sz w:val="24"/>
+          <w:szCs w:val="24"/>
+        </w:rPr>
+        <w:t xml:space="preserve">he population is assumed to be capable of evaluating firms and switching providers. The mercenaries who staff private enforcement agencies are assumed to behave as service professionals rather than as agents susceptible to the pathologies of power. </w:t>
+      </w:r>
+      <w:r>
+        <w:rPr>
+          <w:rFonts w:ascii="Georgia" w:hAnsi="Georgia"/>
+          <w:sz w:val="24"/>
+          <w:szCs w:val="24"/>
+        </w:rPr>
+        <w:t>But,</w:t>
+      </w:r>
+      <w:r>
+        <w:rPr>
+          <w:rFonts w:ascii="Georgia" w:hAnsi="Georgia"/>
+          <w:sz w:val="24"/>
+          <w:szCs w:val="24"/>
+        </w:rPr>
+        <w:t xml:space="preserve"> if </w:t>
+      </w:r>
+      <w:r>
+        <w:rPr>
+          <w:rFonts w:ascii="Georgia" w:hAnsi="Georgia"/>
+          <w:sz w:val="24"/>
+          <w:szCs w:val="24"/>
+        </w:rPr>
+        <w:t xml:space="preserve">the lessons of the </w:t>
+      </w:r>
+      <w:r>
+        <w:rPr>
+          <w:rFonts w:ascii="Georgia" w:hAnsi="Georgia"/>
+          <w:sz w:val="24"/>
+          <w:szCs w:val="24"/>
+        </w:rPr>
+        <w:t>Milgram</w:t>
+      </w:r>
+      <w:r>
+        <w:rPr>
+          <w:rStyle w:val="EndnoteReference"/>
+          <w:rFonts w:ascii="Georgia" w:hAnsi="Georgia"/>
+          <w:sz w:val="24"/>
+          <w:szCs w:val="24"/>
+        </w:rPr>
+        <w:endnoteReference w:id="3"/>
+      </w:r>
+      <w:r>
+        <w:rPr>
+          <w:rFonts w:ascii="Georgia" w:hAnsi="Georgia"/>
+          <w:sz w:val="24"/>
+          <w:szCs w:val="24"/>
+        </w:rPr>
+        <w:t xml:space="preserve"> and</w:t>
+      </w:r>
+      <w:r>
+        <w:rPr>
+          <w:rFonts w:ascii="Georgia" w:hAnsi="Georgia"/>
+          <w:sz w:val="24"/>
+          <w:szCs w:val="24"/>
+        </w:rPr>
+        <w:t xml:space="preserve"> Zimbardo</w:t>
+      </w:r>
+      <w:r>
+        <w:rPr>
+          <w:rStyle w:val="EndnoteReference"/>
+          <w:rFonts w:ascii="Georgia" w:hAnsi="Georgia"/>
+          <w:sz w:val="24"/>
+          <w:szCs w:val="24"/>
+        </w:rPr>
+        <w:endnoteReference w:id="4"/>
+      </w:r>
+      <w:r>
+        <w:rPr>
+          <w:rFonts w:ascii="Georgia" w:hAnsi="Georgia"/>
+          <w:sz w:val="24"/>
+          <w:szCs w:val="24"/>
+        </w:rPr>
+        <w:t xml:space="preserve"> studies a</w:t>
+      </w:r>
+      <w:r>
+        <w:rPr>
+          <w:rFonts w:ascii="Georgia" w:hAnsi="Georgia"/>
+          <w:sz w:val="24"/>
+          <w:szCs w:val="24"/>
+        </w:rPr>
+        <w:t xml:space="preserve">re </w:t>
+      </w:r>
+      <w:r>
+        <w:rPr>
+          <w:rFonts w:ascii="Georgia" w:hAnsi="Georgia"/>
+          <w:sz w:val="24"/>
+          <w:szCs w:val="24"/>
+        </w:rPr>
+        <w:t>taken seriously</w:t>
+      </w:r>
+      <w:r>
+        <w:rPr>
+          <w:rFonts w:ascii="Georgia" w:hAnsi="Georgia"/>
+          <w:sz w:val="24"/>
+          <w:szCs w:val="24"/>
+        </w:rPr>
+        <w:t xml:space="preserve">, they should apply with equal </w:t>
+      </w:r>
+      <w:r>
+        <w:rPr>
+          <w:rFonts w:ascii="Georgia" w:hAnsi="Georgia"/>
+          <w:sz w:val="24"/>
+          <w:szCs w:val="24"/>
+        </w:rPr>
+        <w:t xml:space="preserve">(or greater) </w:t>
+      </w:r>
+      <w:r>
+        <w:rPr>
+          <w:rFonts w:ascii="Georgia" w:hAnsi="Georgia"/>
+          <w:sz w:val="24"/>
+          <w:szCs w:val="24"/>
+        </w:rPr>
+        <w:t xml:space="preserve">force to privatized authority. Private coercive institutions, especially those organized for profit, </w:t>
+      </w:r>
+      <w:r>
+        <w:rPr>
+          <w:rFonts w:ascii="Georgia" w:hAnsi="Georgia"/>
+          <w:sz w:val="24"/>
+          <w:szCs w:val="24"/>
+        </w:rPr>
+        <w:t>would surely</w:t>
+      </w:r>
+      <w:r>
+        <w:rPr>
+          <w:rFonts w:ascii="Georgia" w:hAnsi="Georgia"/>
+          <w:sz w:val="24"/>
+          <w:szCs w:val="24"/>
+        </w:rPr>
+        <w:t xml:space="preserve"> </w:t>
+      </w:r>
+      <w:r>
+        <w:rPr>
+          <w:rFonts w:ascii="Georgia" w:hAnsi="Georgia"/>
+          <w:i/>
+          <w:iCs/>
+          <w:sz w:val="24"/>
+          <w:szCs w:val="24"/>
+        </w:rPr>
+        <w:t>intensify</w:t>
+      </w:r>
+      <w:r>
+        <w:rPr>
+          <w:rFonts w:ascii="Georgia" w:hAnsi="Georgia"/>
+          <w:sz w:val="24"/>
+          <w:szCs w:val="24"/>
+        </w:rPr>
+        <w:t xml:space="preserve"> incentives to exploit rather than constrain them.</w:t>
+      </w:r>
+      <w:r>
+        <w:rPr>
+          <w:rFonts w:ascii="Georgia" w:hAnsi="Georgia"/>
+          <w:sz w:val="24"/>
+          <w:szCs w:val="24"/>
+        </w:rPr>
+        <w:t xml:space="preserve"> The owners of private armies are not the rational saints that Huemer naively imagines.</w:t>
       </w:r>
     </w:p>
     <w:p>
@@ -2940,39 +3307,24 @@
           <w:sz w:val="24"/>
           <w:szCs w:val="24"/>
         </w:rPr>
-        <w:t xml:space="preserve">If stable currency requires centralized enforcement of monetary standards, then the anarcho-capitalist society will either reintroduce a government-like monetary authority or fragment into local currencies with heavy transaction costs. If private security firms and arbitration agencies effectively become a cartel coordinating monetary rules and punishing violators, the result looks like a state by another name. If there is no such coordination, large-scale economic cooperation becomes fragile. </w:t>
-      </w:r>
-      <w:r>
-        <w:rPr>
-          <w:rFonts w:ascii="Georgia" w:hAnsi="Georgia"/>
-          <w:sz w:val="24"/>
-          <w:szCs w:val="24"/>
-        </w:rPr>
-        <w:t xml:space="preserve">Thus, </w:t>
-      </w:r>
-      <w:r>
-        <w:rPr>
-          <w:rFonts w:ascii="Georgia" w:hAnsi="Georgia"/>
-          <w:sz w:val="24"/>
-          <w:szCs w:val="24"/>
-        </w:rPr>
-        <w:t>Huemer’s institutional optimism thus faces an unresolved tension</w:t>
-      </w:r>
-      <w:r>
-        <w:rPr>
-          <w:rFonts w:ascii="Georgia" w:hAnsi="Georgia"/>
-          <w:sz w:val="24"/>
-          <w:szCs w:val="24"/>
-        </w:rPr>
-        <w:t>.  E</w:t>
-      </w:r>
-      <w:r>
-        <w:rPr>
-          <w:rFonts w:ascii="Georgia" w:hAnsi="Georgia"/>
-          <w:sz w:val="24"/>
-          <w:szCs w:val="24"/>
-        </w:rPr>
-        <w:t xml:space="preserve">ither the institutions required for markets and money are recreated, or the social world becomes too thin to support the familiar practices that generate the intuitions </w:t>
+        <w:lastRenderedPageBreak/>
+        <w:t>Second, c</w:t>
+      </w:r>
+      <w:r>
+        <w:rPr>
+          <w:rFonts w:ascii="Georgia" w:hAnsi="Georgia"/>
+          <w:sz w:val="24"/>
+          <w:szCs w:val="24"/>
+        </w:rPr>
+        <w:t xml:space="preserve">onsider now a salient social mechanism that Huemer’s anarcho-capitalist vision requires—viz., money. </w:t>
+      </w:r>
+      <w:r>
+        <w:rPr>
+          <w:rFonts w:ascii="Georgia" w:hAnsi="Georgia"/>
+          <w:sz w:val="24"/>
+          <w:szCs w:val="24"/>
+        </w:rPr>
+        <w:t xml:space="preserve">Huemer’s institutional vision requires not only private enforcement but also robust market coordination. Yet the book devotes remarkably little attention to the architecture of money. This omission is not merely a gap in political economy; it bears directly on the methodological claims of Part I. Huemer’s intuition pumps frequently assume </w:t>
       </w:r>
       <w:r>
         <w:rPr>
@@ -2988,7 +3340,39 @@
           <w:sz w:val="24"/>
           <w:szCs w:val="24"/>
         </w:rPr>
-        <w:t>Huemer relies upon.</w:t>
+        <w:t>money already exists and functions smoothly</w:t>
+      </w:r>
+      <w:r>
+        <w:rPr>
+          <w:rFonts w:ascii="Georgia" w:hAnsi="Georgia"/>
+          <w:sz w:val="24"/>
+          <w:szCs w:val="24"/>
+        </w:rPr>
+        <w:t xml:space="preserve"> in commercial transactions; </w:t>
+      </w:r>
+      <w:r>
+        <w:rPr>
+          <w:rFonts w:ascii="Georgia" w:hAnsi="Georgia"/>
+          <w:sz w:val="24"/>
+          <w:szCs w:val="24"/>
+        </w:rPr>
+        <w:t>monthly security fees, restaurant bills, employment income, and compensation schemes are treated as straightforward. But money is not merely another commodity. It is a social technology whose stability depends on conventions, policy</w:t>
+      </w:r>
+      <w:r>
+        <w:rPr>
+          <w:rFonts w:ascii="Georgia" w:hAnsi="Georgia"/>
+          <w:sz w:val="24"/>
+          <w:szCs w:val="24"/>
+        </w:rPr>
+        <w:t>, and enforcement</w:t>
+      </w:r>
+      <w:r>
+        <w:rPr>
+          <w:rFonts w:ascii="Georgia" w:hAnsi="Georgia"/>
+          <w:sz w:val="24"/>
+          <w:szCs w:val="24"/>
+        </w:rPr>
+        <w:t>.</w:t>
       </w:r>
     </w:p>
     <w:p>
@@ -3005,23 +3389,71 @@
           <w:sz w:val="24"/>
           <w:szCs w:val="24"/>
         </w:rPr>
-        <w:t>If each contractual community or security firm issues its own currency, trade between communities is impeded by exchange-rate risk and transaction costs. If a few dominant firms coordinate on a shared currency, they acquire quasi-sovereign power over monetary policy. If a cartel of enforcement agencies punishes “counterfeiters” or refuses to recognize competitors’ currency, it acts as a coercive authority at the level of macroeconomic coordination. The more money becomes stable and widely usable, the more it begins to require centralized mechanisms that resemble a stat</w:t>
-      </w:r>
-      <w:r>
-        <w:rPr>
-          <w:rFonts w:ascii="Georgia" w:hAnsi="Georgia"/>
-          <w:sz w:val="24"/>
-          <w:szCs w:val="24"/>
-        </w:rPr>
-        <w:t xml:space="preserve">e—e.g., </w:t>
-      </w:r>
-      <w:r>
-        <w:rPr>
-          <w:rFonts w:ascii="Georgia" w:hAnsi="Georgia"/>
-          <w:sz w:val="24"/>
-          <w:szCs w:val="24"/>
-        </w:rPr>
-        <w:t>standard-setting, enforcement, and dispute resolution. The less such mechanisms exist, the more fragile large-scale exchange becomes.</w:t>
+        <w:t xml:space="preserve">If stable currency requires centralized enforcement of monetary standards, then the anarcho-capitalist society will either reintroduce a government-like monetary authority or fragment into local currencies with heavy transaction costs. If private security firms and arbitration agencies effectively become a cartel coordinating monetary rules and punishing violators, the result looks like a state by another name. If there is no such coordination, large-scale economic cooperation becomes fragile. </w:t>
+      </w:r>
+      <w:r>
+        <w:rPr>
+          <w:rFonts w:ascii="Georgia" w:hAnsi="Georgia"/>
+          <w:sz w:val="24"/>
+          <w:szCs w:val="24"/>
+        </w:rPr>
+        <w:t xml:space="preserve">Thus, </w:t>
+      </w:r>
+      <w:r>
+        <w:rPr>
+          <w:rFonts w:ascii="Georgia" w:hAnsi="Georgia"/>
+          <w:sz w:val="24"/>
+          <w:szCs w:val="24"/>
+        </w:rPr>
+        <w:t>Huemer’s institutional optimism thus faces an unresolved tension</w:t>
+      </w:r>
+      <w:r>
+        <w:rPr>
+          <w:rFonts w:ascii="Georgia" w:hAnsi="Georgia"/>
+          <w:sz w:val="24"/>
+          <w:szCs w:val="24"/>
+        </w:rPr>
+        <w:t>.  E</w:t>
+      </w:r>
+      <w:r>
+        <w:rPr>
+          <w:rFonts w:ascii="Georgia" w:hAnsi="Georgia"/>
+          <w:sz w:val="24"/>
+          <w:szCs w:val="24"/>
+        </w:rPr>
+        <w:t>ither the institutions required for markets and money are recreated</w:t>
+      </w:r>
+      <w:r>
+        <w:rPr>
+          <w:rFonts w:ascii="Georgia" w:hAnsi="Georgia"/>
+          <w:sz w:val="24"/>
+          <w:szCs w:val="24"/>
+        </w:rPr>
+        <w:t>—perhaps with the help of a gold standard or cryptocurrency—</w:t>
+      </w:r>
+      <w:r>
+        <w:rPr>
+          <w:rFonts w:ascii="Georgia" w:hAnsi="Georgia"/>
+          <w:sz w:val="24"/>
+          <w:szCs w:val="24"/>
+        </w:rPr>
+        <w:t xml:space="preserve">or the social world becomes too thin to support the familiar practices that generate the intuitions </w:t>
+      </w:r>
+      <w:r>
+        <w:rPr>
+          <w:rFonts w:ascii="Georgia" w:hAnsi="Georgia"/>
+          <w:sz w:val="24"/>
+          <w:szCs w:val="24"/>
+        </w:rPr>
+        <w:t xml:space="preserve">that </w:t>
+      </w:r>
+      <w:r>
+        <w:rPr>
+          <w:rFonts w:ascii="Georgia" w:hAnsi="Georgia"/>
+          <w:sz w:val="24"/>
+          <w:szCs w:val="24"/>
+        </w:rPr>
+        <w:t>Huemer relies upon.</w:t>
       </w:r>
     </w:p>
     <w:p>
@@ -3038,7 +3470,56 @@
           <w:sz w:val="24"/>
           <w:szCs w:val="24"/>
         </w:rPr>
-        <w:t xml:space="preserve">These pressures also create predictable incentives toward monopoly and collusion. Huemer’s optimism about competition assumes that security firms will discipline one another. But security and adjudication are not ordinary consumer goods. They exhibit network effects, economies of scale, and strong advantages for incumbents. A firm that controls security in a region can make it costly for </w:t>
+        <w:t>If each contractual community or security firm issues its own currency</w:t>
+      </w:r>
+      <w:r>
+        <w:rPr>
+          <w:rFonts w:ascii="Georgia" w:hAnsi="Georgia"/>
+          <w:sz w:val="24"/>
+          <w:szCs w:val="24"/>
+        </w:rPr>
+        <w:t>—physical or digital—t</w:t>
+      </w:r>
+      <w:r>
+        <w:rPr>
+          <w:rFonts w:ascii="Georgia" w:hAnsi="Georgia"/>
+          <w:sz w:val="24"/>
+          <w:szCs w:val="24"/>
+        </w:rPr>
+        <w:t>rade between communities is impeded by exchange-rate risk and transaction costs. If a few dominant firms coordinate on a shared currency, they acquire quasi-sovereign power over monetary policy. If a cartel of enforcement agencies punishes “counterfeiters” or refuses to recognize competitors’ currency, it acts as a coercive authority at the level of macroeconomic coordination. The more money becomes stable and widely usable, the more it begins to require centralized mechanisms that resemble a stat</w:t>
+      </w:r>
+      <w:r>
+        <w:rPr>
+          <w:rFonts w:ascii="Georgia" w:hAnsi="Georgia"/>
+          <w:sz w:val="24"/>
+          <w:szCs w:val="24"/>
+        </w:rPr>
+        <w:t xml:space="preserve">e—e.g., </w:t>
+      </w:r>
+      <w:r>
+        <w:rPr>
+          <w:rFonts w:ascii="Georgia" w:hAnsi="Georgia"/>
+          <w:sz w:val="24"/>
+          <w:szCs w:val="24"/>
+        </w:rPr>
+        <w:t>standard-setting, enforcement, and dispute resolution. The less such mechanisms exist, the more fragile large-scale exchange becomes.</w:t>
+      </w:r>
+    </w:p>
+    <w:p>
+      <w:pPr>
+        <w:rPr>
+          <w:rFonts w:ascii="Georgia" w:hAnsi="Georgia"/>
+          <w:sz w:val="24"/>
+          <w:szCs w:val="24"/>
+        </w:rPr>
+      </w:pPr>
+      <w:r>
+        <w:rPr>
+          <w:rFonts w:ascii="Georgia" w:hAnsi="Georgia"/>
+          <w:sz w:val="24"/>
+          <w:szCs w:val="24"/>
+        </w:rPr>
+        <w:t xml:space="preserve">These pressures also create predictable incentives toward monopoly and collusion. Huemer’s optimism about competition assumes that security firms will discipline one another. But security and adjudication are not ordinary consumer goods. They exhibit network effects, economies of scale, and strong advantages for incumbents. A firm that controls security in a region can make it costly for rivals to operate; it can partner with arbitration agencies and detention facilities to create an integrated “justice” conglomerate; it can leverage informational advantages to frame disputes in its clients’ favor. In short, the market for coercive </w:t>
       </w:r>
       <w:r>
         <w:rPr>
@@ -3047,7 +3528,7 @@
           <w:szCs w:val="24"/>
         </w:rPr>
         <w:lastRenderedPageBreak/>
-        <w:t>rivals to operate; it can partner with arbitration agencies and detention facilities to create an integrated “justice” conglomerate; it can leverage informational advantages to frame disputes in its clients’ favor. In short, the market for coercive force is structurally prone to domination. Huemer’s framework offers no higher authority to prevent such consolidation. At that point, the anarcho-capitalist utopia looks less like a competitive marketplace and more like a corporate oligarchy whose coercive capacity is constrained primarily by its own interests.</w:t>
+        <w:t>force is structurally prone to domination. Huemer’s framework offers no higher authority to prevent such consolidation. At that point, the anarcho-capitalist utopia looks less like a competitive marketplace and more like a corporate oligarchy whose coercive capacity is constrained primarily by its own interests.</w:t>
       </w:r>
     </w:p>
     <w:p>
@@ -3250,15 +3731,79 @@
           <w:sz w:val="24"/>
           <w:szCs w:val="24"/>
         </w:rPr>
-        <w:t>, mostly in the United States</w:t>
-      </w:r>
-      <w:r>
-        <w:rPr>
-          <w:rFonts w:ascii="Georgia" w:hAnsi="Georgia"/>
-          <w:sz w:val="24"/>
-          <w:szCs w:val="24"/>
-        </w:rPr>
-        <w:t>. The question is whether the conceptual resources he uses to diagnose those abuses can support the institutional conclusions he draws. If the argument against state authority relies on intuitions formed within institutional environments sustained by public power, then those intuitions cannot straightforwardly be used to delegitimate public power. And if Huemer’s alternative institutional picture requires coercion to solve problems of security, free-riding, and collective risk, then the justificatory burden returns, now directed at private institutions.</w:t>
+        <w:t>—almost exclusively from the</w:t>
+      </w:r>
+      <w:r>
+        <w:rPr>
+          <w:rFonts w:ascii="Georgia" w:hAnsi="Georgia"/>
+          <w:sz w:val="24"/>
+          <w:szCs w:val="24"/>
+        </w:rPr>
+        <w:t xml:space="preserve"> United State</w:t>
+      </w:r>
+      <w:r>
+        <w:rPr>
+          <w:rFonts w:ascii="Georgia" w:hAnsi="Georgia"/>
+          <w:sz w:val="24"/>
+          <w:szCs w:val="24"/>
+        </w:rPr>
+        <w:t>s.  (Norway goes unmentioned.)  Rather, t</w:t>
+      </w:r>
+      <w:r>
+        <w:rPr>
+          <w:rFonts w:ascii="Georgia" w:hAnsi="Georgia"/>
+          <w:sz w:val="24"/>
+          <w:szCs w:val="24"/>
+        </w:rPr>
+        <w:t xml:space="preserve">he question is whether the conceptual resources </w:t>
+      </w:r>
+      <w:r>
+        <w:rPr>
+          <w:rFonts w:ascii="Georgia" w:hAnsi="Georgia"/>
+          <w:sz w:val="24"/>
+          <w:szCs w:val="24"/>
+        </w:rPr>
+        <w:t xml:space="preserve">that </w:t>
+      </w:r>
+      <w:r>
+        <w:rPr>
+          <w:rFonts w:ascii="Georgia" w:hAnsi="Georgia"/>
+          <w:sz w:val="24"/>
+          <w:szCs w:val="24"/>
+        </w:rPr>
+        <w:t xml:space="preserve">he uses to diagnose those abuses can support the institutional conclusions </w:t>
+      </w:r>
+      <w:r>
+        <w:rPr>
+          <w:rFonts w:ascii="Georgia" w:hAnsi="Georgia"/>
+          <w:sz w:val="24"/>
+          <w:szCs w:val="24"/>
+        </w:rPr>
+        <w:t xml:space="preserve">that </w:t>
+      </w:r>
+      <w:r>
+        <w:rPr>
+          <w:rFonts w:ascii="Georgia" w:hAnsi="Georgia"/>
+          <w:sz w:val="24"/>
+          <w:szCs w:val="24"/>
+        </w:rPr>
+        <w:t xml:space="preserve">he draws. If the argument against state authority relies on intuitions formed within institutional environments </w:t>
+      </w:r>
+      <w:r>
+        <w:rPr>
+          <w:rFonts w:ascii="Georgia" w:hAnsi="Georgia"/>
+          <w:sz w:val="24"/>
+          <w:szCs w:val="24"/>
+        </w:rPr>
+        <w:t xml:space="preserve">that are </w:t>
+      </w:r>
+      <w:r>
+        <w:rPr>
+          <w:rFonts w:ascii="Georgia" w:hAnsi="Georgia"/>
+          <w:sz w:val="24"/>
+          <w:szCs w:val="24"/>
+        </w:rPr>
+        <w:t>sustained by public power, then those intuitions cannot straightforwardly be used to delegitimate public power. And if Huemer’s alternative institutional picture requires coercion to solve problems of security, free-riding, and collective risk, then the justificatory burden returns, now directed at private institutions.</w:t>
       </w:r>
     </w:p>
     <w:p>
@@ -3275,7 +3820,23 @@
           <w:sz w:val="24"/>
           <w:szCs w:val="24"/>
         </w:rPr>
-        <w:t xml:space="preserve">Political authority is not eliminated by privatization; it is transformed. The enduring philosophical task is therefore not to imagine a world without authority, </w:t>
+        <w:t>Political authority is not eliminated by privatization</w:t>
+      </w:r>
+      <w:r>
+        <w:rPr>
+          <w:rFonts w:ascii="Georgia" w:hAnsi="Georgia"/>
+          <w:sz w:val="24"/>
+          <w:szCs w:val="24"/>
+        </w:rPr>
+        <w:t>, only</w:t>
+      </w:r>
+      <w:r>
+        <w:rPr>
+          <w:rFonts w:ascii="Georgia" w:hAnsi="Georgia"/>
+          <w:sz w:val="24"/>
+          <w:szCs w:val="24"/>
+        </w:rPr>
+        <w:t xml:space="preserve"> transformed. The enduring philosophical task is therefore not to imagine a world without authority, but to determine which forms of authority can be justified, constrained, and </w:t>
       </w:r>
       <w:r>
         <w:rPr>
@@ -3284,7 +3845,7 @@
           <w:szCs w:val="24"/>
         </w:rPr>
         <w:lastRenderedPageBreak/>
-        <w:t>but to determine which forms of authority can be justified, constrained, and rendered accountable—especially under conditions of deep inequality, organizational power, and collective vulnerability.</w:t>
+        <w:t>rendered accountable—especially under conditions of deep inequality, organizational power, and collective vulnerability.</w:t>
       </w:r>
     </w:p>
     <w:p>
@@ -3300,202 +3861,6 @@
       <w:pPr>
         <w:rPr>
           <w:rFonts w:ascii="Georgia" w:hAnsi="Georgia"/>
-          <w:b/>
-          <w:bCs/>
-          <w:sz w:val="24"/>
-          <w:szCs w:val="24"/>
-        </w:rPr>
-      </w:pPr>
-      <w:r>
-        <w:rPr>
-          <w:rFonts w:ascii="Georgia" w:hAnsi="Georgia"/>
-          <w:b/>
-          <w:bCs/>
-          <w:sz w:val="24"/>
-          <w:szCs w:val="24"/>
-        </w:rPr>
-        <w:t>References</w:t>
-      </w:r>
-    </w:p>
-    <w:p>
-      <w:pPr>
-        <w:rPr>
-          <w:rFonts w:ascii="Georgia" w:hAnsi="Georgia"/>
-          <w:sz w:val="24"/>
-          <w:szCs w:val="24"/>
-        </w:rPr>
-      </w:pPr>
-      <w:r>
-        <w:rPr>
-          <w:rFonts w:ascii="Georgia" w:hAnsi="Georgia"/>
-          <w:sz w:val="24"/>
-          <w:szCs w:val="24"/>
-        </w:rPr>
-        <w:t xml:space="preserve">Daniel C. Dennett, </w:t>
-      </w:r>
-      <w:r>
-        <w:rPr>
-          <w:rFonts w:ascii="Georgia" w:hAnsi="Georgia"/>
-          <w:i/>
-          <w:iCs/>
-          <w:sz w:val="24"/>
-          <w:szCs w:val="24"/>
-        </w:rPr>
-        <w:t>Intuition Pumps and Other Tools for Thinking</w:t>
-      </w:r>
-      <w:r>
-        <w:rPr>
-          <w:rFonts w:ascii="Georgia" w:hAnsi="Georgia"/>
-          <w:sz w:val="24"/>
-          <w:szCs w:val="24"/>
-        </w:rPr>
-        <w:t xml:space="preserve"> (New York: W. W. Norton, 2013).</w:t>
-      </w:r>
-    </w:p>
-    <w:p>
-      <w:pPr>
-        <w:rPr>
-          <w:rFonts w:ascii="Georgia" w:hAnsi="Georgia"/>
-          <w:sz w:val="24"/>
-          <w:szCs w:val="24"/>
-        </w:rPr>
-      </w:pPr>
-      <w:r>
-        <w:rPr>
-          <w:rFonts w:ascii="Georgia" w:hAnsi="Georgia"/>
-          <w:sz w:val="24"/>
-          <w:szCs w:val="24"/>
-        </w:rPr>
-        <w:t xml:space="preserve">David Hume, ‘Of the Original Contract’, in </w:t>
-      </w:r>
-      <w:r>
-        <w:rPr>
-          <w:rFonts w:ascii="Georgia" w:hAnsi="Georgia"/>
-          <w:i/>
-          <w:iCs/>
-          <w:sz w:val="24"/>
-          <w:szCs w:val="24"/>
-        </w:rPr>
-        <w:t>Essays, Moral, Political, and Literary</w:t>
-      </w:r>
-      <w:r>
-        <w:rPr>
-          <w:rFonts w:ascii="Georgia" w:hAnsi="Georgia"/>
-          <w:sz w:val="24"/>
-          <w:szCs w:val="24"/>
-        </w:rPr>
-        <w:t>, ed. by Eugene F. Miller (Indianapolis: Liberty Fund, 1987).</w:t>
-      </w:r>
-    </w:p>
-    <w:p>
-      <w:pPr>
-        <w:rPr>
-          <w:rFonts w:ascii="Georgia" w:hAnsi="Georgia"/>
-          <w:sz w:val="24"/>
-          <w:szCs w:val="24"/>
-        </w:rPr>
-      </w:pPr>
-      <w:r>
-        <w:rPr>
-          <w:rFonts w:ascii="Georgia" w:hAnsi="Georgia"/>
-          <w:sz w:val="24"/>
-          <w:szCs w:val="24"/>
-        </w:rPr>
-        <w:t xml:space="preserve">Michel Huemer, </w:t>
-      </w:r>
-      <w:r>
-        <w:rPr>
-          <w:rFonts w:ascii="Georgia" w:hAnsi="Georgia"/>
-          <w:i/>
-          <w:iCs/>
-          <w:sz w:val="24"/>
-          <w:szCs w:val="24"/>
-        </w:rPr>
-        <w:t>The Problem of Political Authority: An Examination of the Right to Coerce and the Duty to Obey</w:t>
-      </w:r>
-      <w:r>
-        <w:rPr>
-          <w:rFonts w:ascii="Georgia" w:hAnsi="Georgia"/>
-          <w:sz w:val="24"/>
-          <w:szCs w:val="24"/>
-        </w:rPr>
-        <w:t xml:space="preserve"> (New York: Palgrave Macmillan, 2013).</w:t>
-      </w:r>
-    </w:p>
-    <w:p>
-      <w:pPr>
-        <w:rPr>
-          <w:rFonts w:ascii="Georgia" w:hAnsi="Georgia"/>
-          <w:sz w:val="24"/>
-          <w:szCs w:val="24"/>
-        </w:rPr>
-      </w:pPr>
-      <w:r>
-        <w:rPr>
-          <w:rFonts w:ascii="Georgia" w:hAnsi="Georgia"/>
-          <w:sz w:val="24"/>
-          <w:szCs w:val="24"/>
-        </w:rPr>
-        <w:t xml:space="preserve">Stanley Milgram, </w:t>
-      </w:r>
-      <w:r>
-        <w:rPr>
-          <w:rFonts w:ascii="Georgia" w:hAnsi="Georgia"/>
-          <w:i/>
-          <w:iCs/>
-          <w:sz w:val="24"/>
-          <w:szCs w:val="24"/>
-        </w:rPr>
-        <w:t>Obedience to Authority: An Experimental View</w:t>
-      </w:r>
-      <w:r>
-        <w:rPr>
-          <w:rFonts w:ascii="Georgia" w:hAnsi="Georgia"/>
-          <w:sz w:val="24"/>
-          <w:szCs w:val="24"/>
-        </w:rPr>
-        <w:t xml:space="preserve"> (New York: Harper &amp; Row, 1974).</w:t>
-      </w:r>
-    </w:p>
-    <w:p>
-      <w:pPr>
-        <w:rPr>
-          <w:rFonts w:ascii="Georgia" w:hAnsi="Georgia"/>
-          <w:sz w:val="24"/>
-          <w:szCs w:val="24"/>
-        </w:rPr>
-      </w:pPr>
-      <w:r>
-        <w:rPr>
-          <w:rFonts w:ascii="Georgia" w:hAnsi="Georgia"/>
-          <w:sz w:val="24"/>
-          <w:szCs w:val="24"/>
-        </w:rPr>
-        <w:t xml:space="preserve">Philip G. Zimbardo, Craig Haney, and W. Curtis Banks, ‘Interpersonal Dynamics in a Simulated Prison’, </w:t>
-      </w:r>
-      <w:r>
-        <w:rPr>
-          <w:rFonts w:ascii="Georgia" w:hAnsi="Georgia"/>
-          <w:i/>
-          <w:iCs/>
-          <w:sz w:val="24"/>
-          <w:szCs w:val="24"/>
-        </w:rPr>
-        <w:t>International Journal of Criminology and Penology</w:t>
-      </w:r>
-      <w:r>
-        <w:rPr>
-          <w:rFonts w:ascii="Georgia" w:hAnsi="Georgia"/>
-          <w:sz w:val="24"/>
-          <w:szCs w:val="24"/>
-        </w:rPr>
-        <w:t>, 1.1 (1973), pp. 69–97.</w:t>
-      </w:r>
-    </w:p>
-    <w:p>
-      <w:pPr>
-        <w:rPr>
-          <w:rFonts w:ascii="Georgia" w:hAnsi="Georgia"/>
           <w:sz w:val="24"/>
           <w:szCs w:val="24"/>
         </w:rPr>
@@ -3564,25 +3929,9 @@
         </w:rPr>
       </w:pPr>
     </w:p>
-    <w:p>
-      <w:pPr>
-        <w:rPr>
-          <w:rFonts w:ascii="Georgia" w:hAnsi="Georgia"/>
-          <w:sz w:val="24"/>
-          <w:szCs w:val="24"/>
-        </w:rPr>
-      </w:pPr>
-    </w:p>
-    <w:p>
-      <w:pPr>
-        <w:rPr>
-          <w:rFonts w:ascii="Georgia" w:hAnsi="Georgia"/>
-          <w:sz w:val="24"/>
-          <w:szCs w:val="24"/>
-        </w:rPr>
-      </w:pPr>
-    </w:p>
     <w:sectPr>
+      <w:footerReference w:type="even" r:id="rId8"/>
+      <w:footerReference w:type="default" r:id="rId9"/>
       <w:pgSz w:w="12240" w:h="15840"/>
       <w:pgMar w:top="1440" w:right="1800" w:bottom="1440" w:left="1800" w:header="720" w:footer="720" w:gutter="0"/>
       <w:cols w:space="720"/>
@@ -3614,7 +3963,314 @@
       </w:r>
     </w:p>
   </w:endnote>
+  <w:endnote w:id="1">
+    <w:p>
+      <w:pPr>
+        <w:rPr>
+          <w:rFonts w:ascii="Georgia" w:hAnsi="Georgia"/>
+          <w:sz w:val="24"/>
+          <w:szCs w:val="24"/>
+        </w:rPr>
+      </w:pPr>
+      <w:r>
+        <w:rPr>
+          <w:rStyle w:val="EndnoteReference"/>
+        </w:rPr>
+        <w:endnoteRef/>
+      </w:r>
+      <w:r>
+        <w:t xml:space="preserve"> </w:t>
+      </w:r>
+      <w:r>
+        <w:rPr>
+          <w:rFonts w:ascii="Georgia" w:hAnsi="Georgia"/>
+          <w:sz w:val="24"/>
+          <w:szCs w:val="24"/>
+        </w:rPr>
+        <w:t xml:space="preserve">Michel Huemer, </w:t>
+      </w:r>
+      <w:r>
+        <w:rPr>
+          <w:rFonts w:ascii="Georgia" w:hAnsi="Georgia"/>
+          <w:i/>
+          <w:iCs/>
+          <w:sz w:val="24"/>
+          <w:szCs w:val="24"/>
+        </w:rPr>
+        <w:t>The Problem of Political Authority: An Examination of the Right to Coerce and the Duty to Obey</w:t>
+      </w:r>
+      <w:r>
+        <w:rPr>
+          <w:rFonts w:ascii="Georgia" w:hAnsi="Georgia"/>
+          <w:sz w:val="24"/>
+          <w:szCs w:val="24"/>
+        </w:rPr>
+        <w:t xml:space="preserve"> (New York: Palgrave Macmillan, 2013).</w:t>
+      </w:r>
+    </w:p>
+  </w:endnote>
+  <w:endnote w:id="2">
+    <w:p>
+      <w:pPr>
+        <w:rPr>
+          <w:rFonts w:ascii="Georgia" w:hAnsi="Georgia"/>
+          <w:sz w:val="24"/>
+          <w:szCs w:val="24"/>
+        </w:rPr>
+      </w:pPr>
+      <w:r>
+        <w:rPr>
+          <w:rStyle w:val="EndnoteReference"/>
+        </w:rPr>
+        <w:endnoteRef/>
+      </w:r>
+      <w:r>
+        <w:t xml:space="preserve"> </w:t>
+      </w:r>
+      <w:r>
+        <w:rPr>
+          <w:rFonts w:ascii="Georgia" w:hAnsi="Georgia"/>
+          <w:sz w:val="24"/>
+          <w:szCs w:val="24"/>
+        </w:rPr>
+        <w:t xml:space="preserve">Daniel C. Dennett, </w:t>
+      </w:r>
+      <w:r>
+        <w:rPr>
+          <w:rFonts w:ascii="Georgia" w:hAnsi="Georgia"/>
+          <w:i/>
+          <w:iCs/>
+          <w:sz w:val="24"/>
+          <w:szCs w:val="24"/>
+        </w:rPr>
+        <w:t>Intuition Pumps and Other Tools for Thinking</w:t>
+      </w:r>
+      <w:r>
+        <w:rPr>
+          <w:rFonts w:ascii="Georgia" w:hAnsi="Georgia"/>
+          <w:sz w:val="24"/>
+          <w:szCs w:val="24"/>
+        </w:rPr>
+        <w:t xml:space="preserve"> (New York: W. W. Norton, 2013).</w:t>
+      </w:r>
+    </w:p>
+  </w:endnote>
+  <w:endnote w:id="3">
+    <w:p>
+      <w:pPr>
+        <w:rPr>
+          <w:rFonts w:ascii="Georgia" w:hAnsi="Georgia"/>
+          <w:sz w:val="24"/>
+          <w:szCs w:val="24"/>
+        </w:rPr>
+      </w:pPr>
+      <w:r>
+        <w:rPr>
+          <w:rStyle w:val="EndnoteReference"/>
+        </w:rPr>
+        <w:endnoteRef/>
+      </w:r>
+      <w:r>
+        <w:t xml:space="preserve"> </w:t>
+      </w:r>
+      <w:r>
+        <w:rPr>
+          <w:rFonts w:ascii="Georgia" w:hAnsi="Georgia"/>
+          <w:sz w:val="24"/>
+          <w:szCs w:val="24"/>
+        </w:rPr>
+        <w:t xml:space="preserve">Stanley Milgram, </w:t>
+      </w:r>
+      <w:r>
+        <w:rPr>
+          <w:rFonts w:ascii="Georgia" w:hAnsi="Georgia"/>
+          <w:i/>
+          <w:iCs/>
+          <w:sz w:val="24"/>
+          <w:szCs w:val="24"/>
+        </w:rPr>
+        <w:t>Obedience to Authority: An Experimental View</w:t>
+      </w:r>
+      <w:r>
+        <w:rPr>
+          <w:rFonts w:ascii="Georgia" w:hAnsi="Georgia"/>
+          <w:sz w:val="24"/>
+          <w:szCs w:val="24"/>
+        </w:rPr>
+        <w:t xml:space="preserve"> (New York: Harper &amp; Row, 1974).</w:t>
+      </w:r>
+    </w:p>
+  </w:endnote>
+  <w:endnote w:id="4">
+    <w:p>
+      <w:pPr>
+        <w:rPr>
+          <w:rFonts w:ascii="Georgia" w:hAnsi="Georgia"/>
+          <w:sz w:val="24"/>
+          <w:szCs w:val="24"/>
+        </w:rPr>
+      </w:pPr>
+      <w:r>
+        <w:rPr>
+          <w:rStyle w:val="EndnoteReference"/>
+        </w:rPr>
+        <w:endnoteRef/>
+      </w:r>
+      <w:r>
+        <w:t xml:space="preserve"> </w:t>
+      </w:r>
+      <w:r>
+        <w:rPr>
+          <w:rFonts w:ascii="Georgia" w:hAnsi="Georgia"/>
+          <w:sz w:val="24"/>
+          <w:szCs w:val="24"/>
+        </w:rPr>
+        <w:t xml:space="preserve">Philip G. Zimbardo, Craig Haney, and W. Curtis Banks, ‘Interpersonal Dynamics in a Simulated Prison’, </w:t>
+      </w:r>
+      <w:r>
+        <w:rPr>
+          <w:rFonts w:ascii="Georgia" w:hAnsi="Georgia"/>
+          <w:i/>
+          <w:iCs/>
+          <w:sz w:val="24"/>
+          <w:szCs w:val="24"/>
+        </w:rPr>
+        <w:t>International Journal of Criminology and Penology</w:t>
+      </w:r>
+      <w:r>
+        <w:rPr>
+          <w:rFonts w:ascii="Georgia" w:hAnsi="Georgia"/>
+          <w:sz w:val="24"/>
+          <w:szCs w:val="24"/>
+        </w:rPr>
+        <w:t>, 1.1 (1973), pp. 69–97.</w:t>
+      </w:r>
+    </w:p>
+  </w:endnote>
 </w:endnotes>
+</file>
+
+<file path=word/footer1.xml><?xml version="1.0" encoding="utf-8"?>
+<w:ftr xmlns:wpc="http://schemas.microsoft.com/office/word/2010/wordprocessingCanvas" xmlns:cx="http://schemas.microsoft.com/office/drawing/2014/chartex" xmlns:cx1="http://schemas.microsoft.com/office/drawing/2015/9/8/chartex" xmlns:cx2="http://schemas.microsoft.com/office/drawing/2015/10/21/chartex" xmlns:cx3="http://schemas.microsoft.com/office/drawing/2016/5/9/chartex" xmlns:cx4="http://schemas.microsoft.com/office/drawing/2016/5/10/chartex" xmlns:cx5="http://schemas.microsoft.com/office/drawing/2016/5/11/chartex" xmlns:cx6="http://schemas.microsoft.com/office/drawing/2016/5/12/chartex" xmlns:cx7="http://schemas.microsoft.com/office/drawing/2016/5/13/chartex" xmlns:cx8="http://schemas.microsoft.com/office/drawing/2016/5/14/chartex" xmlns:mc="http://schemas.openxmlformats.org/markup-compatibility/2006" xmlns:aink="http://schemas.microsoft.com/office/drawing/2016/ink" xmlns:am3d="http://schemas.microsoft.com/office/drawing/2017/model3d" xmlns:o="urn:schemas-microsoft-com:office:office" xmlns:oel="http://schemas.microsoft.com/office/2019/extlst" xmlns:r="http://schemas.openxmlformats.org/officeDocument/2006/relationships" xmlns:m="http://schemas.openxmlformats.org/officeDocument/2006/math" xmlns:v="urn:schemas-microsoft-com:vml" xmlns:wp14="http://schemas.microsoft.com/office/word/2010/wordprocessingDrawing" xmlns:wp="http://schemas.openxmlformats.org/drawingml/2006/wordprocessingDrawing" xmlns:w10="urn:schemas-microsoft-com:office:word" xmlns:w="http://schemas.openxmlformats.org/wordprocessingml/2006/main" xmlns:w14="http://schemas.microsoft.com/office/word/2010/wordml" xmlns:w15="http://schemas.microsoft.com/office/word/2012/wordml" xmlns:w16cex="http://schemas.microsoft.com/office/word/2018/wordml/cex" xmlns:w16cid="http://schemas.microsoft.com/office/word/2016/wordml/cid" xmlns:w16="http://schemas.microsoft.com/office/word/2018/wordml" xmlns:w16du="http://schemas.microsoft.com/office/word/2023/wordml/word16du" xmlns:w16sdtdh="http://schemas.microsoft.com/office/word/2020/wordml/sdtdatahash" xmlns:w16sdtfl="http://schemas.microsoft.com/office/word/2024/wordml/sdtformatlock" xmlns:w16se="http://schemas.microsoft.com/office/word/2015/wordml/symex" xmlns:wpg="http://schemas.microsoft.com/office/word/2010/wordprocessingGroup" xmlns:wpi="http://schemas.microsoft.com/office/word/2010/wordprocessingInk" xmlns:wne="http://schemas.microsoft.com/office/word/2006/wordml" xmlns:wps="http://schemas.microsoft.com/office/word/2010/wordprocessingShape" mc:Ignorable="w14 w15 w16se w16cid w16 w16cex w16sdtdh w16sdtfl w16du wp14">
+  <w:sdt>
+    <w:sdtPr>
+      <w:rPr>
+        <w:rStyle w:val="PageNumber"/>
+      </w:rPr>
+      <w:id w:val="1253622789"/>
+      <w:docPartObj>
+        <w:docPartGallery w:val="Page Numbers (Bottom of Page)"/>
+        <w:docPartUnique/>
+      </w:docPartObj>
+    </w:sdtPr>
+    <w:sdtContent>
+      <w:p>
+        <w:pPr>
+          <w:pStyle w:val="Footer"/>
+          <w:framePr w:wrap="none" w:vAnchor="text" w:hAnchor="margin" w:xAlign="right" w:y="1"/>
+          <w:rPr>
+            <w:rStyle w:val="PageNumber"/>
+          </w:rPr>
+        </w:pPr>
+        <w:r>
+          <w:rPr>
+            <w:rStyle w:val="PageNumber"/>
+          </w:rPr>
+          <w:fldChar w:fldCharType="begin"/>
+        </w:r>
+        <w:r>
+          <w:rPr>
+            <w:rStyle w:val="PageNumber"/>
+          </w:rPr>
+          <w:instrText xml:space="preserve"> PAGE </w:instrText>
+        </w:r>
+        <w:r>
+          <w:rPr>
+            <w:rStyle w:val="PageNumber"/>
+          </w:rPr>
+          <w:fldChar w:fldCharType="separate"/>
+        </w:r>
+        <w:r>
+          <w:rPr>
+            <w:rStyle w:val="PageNumber"/>
+          </w:rPr>
+          <w:fldChar w:fldCharType="end"/>
+        </w:r>
+      </w:p>
+    </w:sdtContent>
+  </w:sdt>
+  <w:p>
+    <w:pPr>
+      <w:pStyle w:val="Footer"/>
+      <w:ind w:right="360"/>
+    </w:pPr>
+  </w:p>
+</w:ftr>
+</file>
+
+<file path=word/footer2.xml><?xml version="1.0" encoding="utf-8"?>
+<w:ftr xmlns:wpc="http://schemas.microsoft.com/office/word/2010/wordprocessingCanvas" xmlns:cx="http://schemas.microsoft.com/office/drawing/2014/chartex" xmlns:cx1="http://schemas.microsoft.com/office/drawing/2015/9/8/chartex" xmlns:cx2="http://schemas.microsoft.com/office/drawing/2015/10/21/chartex" xmlns:cx3="http://schemas.microsoft.com/office/drawing/2016/5/9/chartex" xmlns:cx4="http://schemas.microsoft.com/office/drawing/2016/5/10/chartex" xmlns:cx5="http://schemas.microsoft.com/office/drawing/2016/5/11/chartex" xmlns:cx6="http://schemas.microsoft.com/office/drawing/2016/5/12/chartex" xmlns:cx7="http://schemas.microsoft.com/office/drawing/2016/5/13/chartex" xmlns:cx8="http://schemas.microsoft.com/office/drawing/2016/5/14/chartex" xmlns:mc="http://schemas.openxmlformats.org/markup-compatibility/2006" xmlns:aink="http://schemas.microsoft.com/office/drawing/2016/ink" xmlns:am3d="http://schemas.microsoft.com/office/drawing/2017/model3d" xmlns:o="urn:schemas-microsoft-com:office:office" xmlns:oel="http://schemas.microsoft.com/office/2019/extlst" xmlns:r="http://schemas.openxmlformats.org/officeDocument/2006/relationships" xmlns:m="http://schemas.openxmlformats.org/officeDocument/2006/math" xmlns:v="urn:schemas-microsoft-com:vml" xmlns:wp14="http://schemas.microsoft.com/office/word/2010/wordprocessingDrawing" xmlns:wp="http://schemas.openxmlformats.org/drawingml/2006/wordprocessingDrawing" xmlns:w10="urn:schemas-microsoft-com:office:word" xmlns:w="http://schemas.openxmlformats.org/wordprocessingml/2006/main" xmlns:w14="http://schemas.microsoft.com/office/word/2010/wordml" xmlns:w15="http://schemas.microsoft.com/office/word/2012/wordml" xmlns:w16cex="http://schemas.microsoft.com/office/word/2018/wordml/cex" xmlns:w16cid="http://schemas.microsoft.com/office/word/2016/wordml/cid" xmlns:w16="http://schemas.microsoft.com/office/word/2018/wordml" xmlns:w16du="http://schemas.microsoft.com/office/word/2023/wordml/word16du" xmlns:w16sdtdh="http://schemas.microsoft.com/office/word/2020/wordml/sdtdatahash" xmlns:w16sdtfl="http://schemas.microsoft.com/office/word/2024/wordml/sdtformatlock" xmlns:w16se="http://schemas.microsoft.com/office/word/2015/wordml/symex" xmlns:wpg="http://schemas.microsoft.com/office/word/2010/wordprocessingGroup" xmlns:wpi="http://schemas.microsoft.com/office/word/2010/wordprocessingInk" xmlns:wne="http://schemas.microsoft.com/office/word/2006/wordml" xmlns:wps="http://schemas.microsoft.com/office/word/2010/wordprocessingShape" mc:Ignorable="w14 w15 w16se w16cid w16 w16cex w16sdtdh w16sdtfl w16du wp14">
+  <w:sdt>
+    <w:sdtPr>
+      <w:rPr>
+        <w:rStyle w:val="PageNumber"/>
+      </w:rPr>
+      <w:id w:val="-1350867337"/>
+      <w:docPartObj>
+        <w:docPartGallery w:val="Page Numbers (Bottom of Page)"/>
+        <w:docPartUnique/>
+      </w:docPartObj>
+    </w:sdtPr>
+    <w:sdtContent>
+      <w:p>
+        <w:pPr>
+          <w:pStyle w:val="Footer"/>
+          <w:framePr w:wrap="none" w:vAnchor="text" w:hAnchor="margin" w:xAlign="right" w:y="1"/>
+          <w:rPr>
+            <w:rStyle w:val="PageNumber"/>
+          </w:rPr>
+        </w:pPr>
+        <w:r>
+          <w:rPr>
+            <w:rStyle w:val="PageNumber"/>
+          </w:rPr>
+          <w:fldChar w:fldCharType="begin"/>
+        </w:r>
+        <w:r>
+          <w:rPr>
+            <w:rStyle w:val="PageNumber"/>
+          </w:rPr>
+          <w:instrText xml:space="preserve"> PAGE </w:instrText>
+        </w:r>
+        <w:r>
+          <w:rPr>
+            <w:rStyle w:val="PageNumber"/>
+          </w:rPr>
+          <w:fldChar w:fldCharType="separate"/>
+        </w:r>
+        <w:r>
+          <w:rPr>
+            <w:rStyle w:val="PageNumber"/>
+            <w:noProof/>
+          </w:rPr>
+          <w:t>1</w:t>
+        </w:r>
+        <w:r>
+          <w:rPr>
+            <w:rStyle w:val="PageNumber"/>
+          </w:rPr>
+          <w:fldChar w:fldCharType="end"/>
+        </w:r>
+      </w:p>
+    </w:sdtContent>
+  </w:sdt>
+  <w:p>
+    <w:pPr>
+      <w:pStyle w:val="Footer"/>
+      <w:ind w:right="360"/>
+    </w:pPr>
+  </w:p>
+</w:ftr>
 </file>
 
 <file path=word/footnotes.xml><?xml version="1.0" encoding="utf-8"?>
@@ -15264,6 +15920,53 @@
       <w:vertAlign w:val="superscript"/>
     </w:rPr>
   </w:style>
+  <w:style w:type="character" w:styleId="PageNumber">
+    <w:name w:val="page number"/>
+    <w:basedOn w:val="DefaultParagraphFont"/>
+    <w:uiPriority w:val="99"/>
+    <w:semiHidden/>
+    <w:unhideWhenUsed/>
+    <w:rsid w:val="00232371"/>
+  </w:style>
+  <w:style w:type="paragraph" w:styleId="EndnoteText">
+    <w:name w:val="endnote text"/>
+    <w:basedOn w:val="Normal"/>
+    <w:link w:val="EndnoteTextChar"/>
+    <w:uiPriority w:val="99"/>
+    <w:semiHidden/>
+    <w:unhideWhenUsed/>
+    <w:rsid w:val="00B922C5"/>
+    <w:pPr>
+      <w:spacing w:after="0" w:line="240" w:lineRule="auto"/>
+    </w:pPr>
+    <w:rPr>
+      <w:sz w:val="20"/>
+      <w:szCs w:val="20"/>
+    </w:rPr>
+  </w:style>
+  <w:style w:type="character" w:customStyle="1" w:styleId="EndnoteTextChar">
+    <w:name w:val="Endnote Text Char"/>
+    <w:basedOn w:val="DefaultParagraphFont"/>
+    <w:link w:val="EndnoteText"/>
+    <w:uiPriority w:val="99"/>
+    <w:semiHidden/>
+    <w:rsid w:val="00B922C5"/>
+    <w:rPr>
+      <w:sz w:val="20"/>
+      <w:szCs w:val="20"/>
+    </w:rPr>
+  </w:style>
+  <w:style w:type="character" w:styleId="EndnoteReference">
+    <w:name w:val="endnote reference"/>
+    <w:basedOn w:val="DefaultParagraphFont"/>
+    <w:uiPriority w:val="99"/>
+    <w:semiHidden/>
+    <w:unhideWhenUsed/>
+    <w:rsid w:val="00B922C5"/>
+    <w:rPr>
+      <w:vertAlign w:val="superscript"/>
+    </w:rPr>
+  </w:style>
 </w:styles>
 </file>
 
